--- a/后端api说明.docx
+++ b/后端api说明.docx
@@ -12,29 +12,23 @@
         <w:rPr>
           <w:rFonts w:hint="eastAsia"/>
         </w:rPr>
-        <w:t>这个具体的</w:t>
-      </w:r>
-      <w:proofErr w:type="spellStart"/>
-      <w:r>
-        <w:rPr>
-          <w:rFonts w:hint="eastAsia"/>
-        </w:rPr>
-        <w:t>api</w:t>
-      </w:r>
-      <w:proofErr w:type="spellEnd"/>
-      <w:r>
-        <w:rPr>
-          <w:rFonts w:hint="eastAsia"/>
-        </w:rPr>
-        <w:t>路径就不写了</w:t>
-      </w:r>
-    </w:p>
-    <w:p/>
-    <w:p>
-      <w:pPr>
-        <w:rPr>
-          <w:b/>
-          <w:bCs/>
+        <w:t>这个具体的api路径就不写了</w:t>
+      </w:r>
+    </w:p>
+    <w:p>
+      <w:pPr>
+        <w:rPr>
+          <w:rFonts w:hint="eastAsia"/>
+        </w:rPr>
+      </w:pPr>
+    </w:p>
+    <w:p>
+      <w:pPr>
+        <w:rPr>
+          <w:rFonts w:hint="eastAsia"/>
+          <w:b/>
+          <w:bCs/>
+          <w:color w:val="EE0000"/>
           <w:sz w:val="48"/>
           <w:szCs w:val="48"/>
         </w:rPr>
@@ -44,6 +38,7 @@
           <w:rFonts w:hint="eastAsia"/>
           <w:b/>
           <w:bCs/>
+          <w:color w:val="EE0000"/>
           <w:sz w:val="48"/>
           <w:szCs w:val="48"/>
         </w:rPr>
@@ -51,6 +46,11 @@
       </w:r>
     </w:p>
     <w:p>
+      <w:pPr>
+        <w:rPr>
+          <w:rFonts w:hint="eastAsia"/>
+        </w:rPr>
+      </w:pPr>
       <w:r>
         <w:rPr>
           <w:noProof/>
@@ -93,6 +93,11 @@
       </w:r>
     </w:p>
     <w:p>
+      <w:pPr>
+        <w:rPr>
+          <w:rFonts w:hint="eastAsia"/>
+        </w:rPr>
+      </w:pPr>
       <w:r>
         <w:rPr>
           <w:rFonts w:hint="eastAsia"/>
@@ -101,93 +106,93 @@
       </w:r>
     </w:p>
     <w:p>
+      <w:pPr>
+        <w:rPr>
+          <w:rFonts w:hint="eastAsia"/>
+        </w:rPr>
+      </w:pPr>
       <w:r>
         <w:t>{</w:t>
       </w:r>
     </w:p>
     <w:p>
+      <w:pPr>
+        <w:rPr>
+          <w:rFonts w:hint="eastAsia"/>
+        </w:rPr>
+      </w:pPr>
       <w:r>
         <w:t>  "code": 0,</w:t>
       </w:r>
     </w:p>
     <w:p>
+      <w:pPr>
+        <w:rPr>
+          <w:rFonts w:hint="eastAsia"/>
+        </w:rPr>
+      </w:pPr>
       <w:r>
         <w:t>  "msg": "success",</w:t>
       </w:r>
     </w:p>
     <w:p>
+      <w:pPr>
+        <w:rPr>
+          <w:rFonts w:hint="eastAsia"/>
+        </w:rPr>
+      </w:pPr>
       <w:r>
         <w:t>  "data": {</w:t>
       </w:r>
     </w:p>
     <w:p>
-      <w:r>
-        <w:t>    "</w:t>
-      </w:r>
-      <w:proofErr w:type="spellStart"/>
-      <w:r>
-        <w:t>baseStationCount</w:t>
-      </w:r>
-      <w:proofErr w:type="spellEnd"/>
-      <w:r>
-        <w:t>": 128,         // 基站总数</w:t>
-      </w:r>
-    </w:p>
-    <w:p>
-      <w:r>
-        <w:t>    "</w:t>
-      </w:r>
-      <w:proofErr w:type="spellStart"/>
-      <w:r>
-        <w:t>baseStationChange</w:t>
-      </w:r>
-      <w:proofErr w:type="spellEnd"/>
-      <w:r>
-        <w:t>": "+2",       // 基站数量变化</w:t>
-      </w:r>
-    </w:p>
-    <w:p>
-      <w:r>
-        <w:t>    "</w:t>
-      </w:r>
-      <w:proofErr w:type="spellStart"/>
-      <w:r>
-        <w:t>warningCount</w:t>
-      </w:r>
-      <w:proofErr w:type="spellEnd"/>
-      <w:r>
-        <w:t>": 5,               // 告警数量</w:t>
-      </w:r>
-    </w:p>
-    <w:p>
-      <w:r>
-        <w:t>    "</w:t>
-      </w:r>
-      <w:proofErr w:type="spellStart"/>
-      <w:r>
-        <w:t>warningChange</w:t>
-      </w:r>
-      <w:proofErr w:type="spellEnd"/>
-      <w:r>
-        <w:t>": "-1",           // 告警数量变化</w:t>
-      </w:r>
-    </w:p>
-    <w:p>
-      <w:pPr>
-        <w:rPr>
-          <w:rFonts w:hint="eastAsia"/>
-        </w:rPr>
-      </w:pPr>
-      <w:r>
-        <w:t>    "</w:t>
-      </w:r>
-      <w:proofErr w:type="spellStart"/>
-      <w:r>
-        <w:t>onlineCount</w:t>
-      </w:r>
-      <w:proofErr w:type="spellEnd"/>
-      <w:r>
-        <w:t>": "121/128",        // 在线基站数</w:t>
+      <w:pPr>
+        <w:rPr>
+          <w:rFonts w:hint="eastAsia"/>
+        </w:rPr>
+      </w:pPr>
+      <w:r>
+        <w:t>    "baseStationCount": 128,         // 基站总数</w:t>
+      </w:r>
+    </w:p>
+    <w:p>
+      <w:pPr>
+        <w:rPr>
+          <w:rFonts w:hint="eastAsia"/>
+        </w:rPr>
+      </w:pPr>
+      <w:r>
+        <w:t>    "baseStationChange": "+2",       // 基站数量变化</w:t>
+      </w:r>
+    </w:p>
+    <w:p>
+      <w:pPr>
+        <w:rPr>
+          <w:rFonts w:hint="eastAsia"/>
+        </w:rPr>
+      </w:pPr>
+      <w:r>
+        <w:t>    "warningCount": 5,               // 告警数量</w:t>
+      </w:r>
+    </w:p>
+    <w:p>
+      <w:pPr>
+        <w:rPr>
+          <w:rFonts w:hint="eastAsia"/>
+        </w:rPr>
+      </w:pPr>
+      <w:r>
+        <w:t>    "warningChange": "-1",           // 告警数量变化</w:t>
+      </w:r>
+    </w:p>
+    <w:p>
+      <w:pPr>
+        <w:rPr>
+          <w:rFonts w:hint="eastAsia"/>
+        </w:rPr>
+      </w:pPr>
+      <w:r>
+        <w:t>    "onlineCount": "121/128",        // 在线基站数</w:t>
       </w:r>
       <w:r>
         <w:rPr>
@@ -200,44 +205,65 @@
       </w:r>
     </w:p>
     <w:p>
-      <w:r>
-        <w:t>    "</w:t>
-      </w:r>
-      <w:proofErr w:type="spellStart"/>
-      <w:r>
-        <w:t>patrolTime</w:t>
-      </w:r>
-      <w:proofErr w:type="spellEnd"/>
-      <w:r>
-        <w:t>": "2小时前",          // 最近巡检时间</w:t>
-      </w:r>
-    </w:p>
-    <w:p>
-      <w:r>
-        <w:t>    "</w:t>
-      </w:r>
-      <w:proofErr w:type="spellStart"/>
-      <w:r>
-        <w:t>patrolStatus</w:t>
-      </w:r>
-      <w:proofErr w:type="spellEnd"/>
-      <w:r>
-        <w:t>": "正常"            // 巡检状态</w:t>
-      </w:r>
-    </w:p>
-    <w:p>
+      <w:pPr>
+        <w:rPr>
+          <w:rFonts w:hint="eastAsia"/>
+        </w:rPr>
+      </w:pPr>
+      <w:r>
+        <w:t>    "patrolTime": "2小时前",          // 最近巡检时间</w:t>
+      </w:r>
+    </w:p>
+    <w:p>
+      <w:pPr>
+        <w:rPr>
+          <w:rFonts w:hint="eastAsia"/>
+        </w:rPr>
+      </w:pPr>
+      <w:r>
+        <w:t>    "patrolStatus": "正常"            // 巡检状态</w:t>
+      </w:r>
+    </w:p>
+    <w:p>
+      <w:pPr>
+        <w:rPr>
+          <w:rFonts w:hint="eastAsia"/>
+        </w:rPr>
+      </w:pPr>
       <w:r>
         <w:t>  }</w:t>
       </w:r>
     </w:p>
     <w:p>
+      <w:pPr>
+        <w:rPr>
+          <w:rFonts w:hint="eastAsia"/>
+        </w:rPr>
+      </w:pPr>
       <w:r>
         <w:t>}</w:t>
       </w:r>
     </w:p>
-    <w:p/>
-    <w:p/>
-    <w:p>
+    <w:p>
+      <w:pPr>
+        <w:rPr>
+          <w:rFonts w:hint="eastAsia"/>
+        </w:rPr>
+      </w:pPr>
+    </w:p>
+    <w:p>
+      <w:pPr>
+        <w:rPr>
+          <w:rFonts w:hint="eastAsia"/>
+        </w:rPr>
+      </w:pPr>
+    </w:p>
+    <w:p>
+      <w:pPr>
+        <w:rPr>
+          <w:rFonts w:hint="eastAsia"/>
+        </w:rPr>
+      </w:pPr>
       <w:r>
         <w:rPr>
           <w:noProof/>
@@ -280,6 +306,11 @@
       </w:r>
     </w:p>
     <w:p>
+      <w:pPr>
+        <w:rPr>
+          <w:rFonts w:hint="eastAsia"/>
+        </w:rPr>
+      </w:pPr>
       <w:r>
         <w:rPr>
           <w:rFonts w:hint="eastAsia"/>
@@ -287,24 +318,62 @@
         <w:t>这个紧急响应可以写一个我调用的接口,每次点击按钮就会触发这个接口的调用。</w:t>
       </w:r>
     </w:p>
-    <w:p/>
-    <w:p/>
-    <w:p/>
-    <w:p/>
-    <w:p/>
-    <w:p>
-      <w:pPr>
-        <w:rPr>
-          <w:rFonts w:hint="eastAsia"/>
-        </w:rPr>
-      </w:pPr>
-    </w:p>
-    <w:p/>
-    <w:p>
-      <w:pPr>
-        <w:rPr>
-          <w:b/>
-          <w:bCs/>
+    <w:p>
+      <w:pPr>
+        <w:rPr>
+          <w:rFonts w:hint="eastAsia"/>
+        </w:rPr>
+      </w:pPr>
+    </w:p>
+    <w:p>
+      <w:pPr>
+        <w:rPr>
+          <w:rFonts w:hint="eastAsia"/>
+        </w:rPr>
+      </w:pPr>
+    </w:p>
+    <w:p>
+      <w:pPr>
+        <w:rPr>
+          <w:rFonts w:hint="eastAsia"/>
+        </w:rPr>
+      </w:pPr>
+    </w:p>
+    <w:p>
+      <w:pPr>
+        <w:rPr>
+          <w:rFonts w:hint="eastAsia"/>
+        </w:rPr>
+      </w:pPr>
+    </w:p>
+    <w:p>
+      <w:pPr>
+        <w:rPr>
+          <w:rFonts w:hint="eastAsia"/>
+        </w:rPr>
+      </w:pPr>
+    </w:p>
+    <w:p>
+      <w:pPr>
+        <w:rPr>
+          <w:rFonts w:hint="eastAsia"/>
+        </w:rPr>
+      </w:pPr>
+    </w:p>
+    <w:p>
+      <w:pPr>
+        <w:rPr>
+          <w:rFonts w:hint="eastAsia"/>
+        </w:rPr>
+      </w:pPr>
+    </w:p>
+    <w:p>
+      <w:pPr>
+        <w:rPr>
+          <w:rFonts w:hint="eastAsia"/>
+          <w:b/>
+          <w:bCs/>
+          <w:color w:val="EE0000"/>
           <w:sz w:val="48"/>
           <w:szCs w:val="48"/>
         </w:rPr>
@@ -313,6 +382,7 @@
         <w:rPr>
           <w:b/>
           <w:bCs/>
+          <w:color w:val="EE0000"/>
           <w:sz w:val="48"/>
           <w:szCs w:val="48"/>
         </w:rPr>
@@ -323,6 +393,7 @@
           <w:rFonts w:hint="eastAsia"/>
           <w:b/>
           <w:bCs/>
+          <w:color w:val="EE0000"/>
           <w:sz w:val="48"/>
           <w:szCs w:val="48"/>
         </w:rPr>
@@ -332,6 +403,7 @@
     <w:p>
       <w:pPr>
         <w:rPr>
+          <w:rFonts w:hint="eastAsia"/>
           <w:b/>
           <w:bCs/>
         </w:rPr>
@@ -380,6 +452,7 @@
     <w:p>
       <w:pPr>
         <w:rPr>
+          <w:rFonts w:hint="eastAsia"/>
           <w:b/>
           <w:bCs/>
         </w:rPr>
@@ -395,6 +468,7 @@
     <w:p>
       <w:pPr>
         <w:rPr>
+          <w:rFonts w:hint="eastAsia"/>
           <w:b/>
           <w:bCs/>
         </w:rPr>
@@ -410,6 +484,7 @@
     <w:p>
       <w:pPr>
         <w:rPr>
+          <w:rFonts w:hint="eastAsia"/>
           <w:b/>
           <w:bCs/>
         </w:rPr>
@@ -425,6 +500,7 @@
     <w:p>
       <w:pPr>
         <w:rPr>
+          <w:rFonts w:hint="eastAsia"/>
           <w:b/>
           <w:bCs/>
         </w:rPr>
@@ -440,68 +516,39 @@
     <w:p>
       <w:pPr>
         <w:rPr>
-          <w:b/>
-          <w:bCs/>
-        </w:rPr>
-      </w:pPr>
-      <w:r>
-        <w:rPr>
-          <w:b/>
-          <w:bCs/>
-        </w:rPr>
-        <w:t>    "</w:t>
-      </w:r>
-      <w:proofErr w:type="spellStart"/>
-      <w:r>
-        <w:rPr>
-          <w:b/>
-          <w:bCs/>
-        </w:rPr>
-        <w:t>carrierName</w:t>
-      </w:r>
-      <w:proofErr w:type="spellEnd"/>
-      <w:r>
-        <w:rPr>
-          <w:b/>
-          <w:bCs/>
-        </w:rPr>
-        <w:t>": "中国移动",      // 运营商中文名称</w:t>
-      </w:r>
-    </w:p>
-    <w:p>
-      <w:pPr>
-        <w:rPr>
-          <w:b/>
-          <w:bCs/>
-        </w:rPr>
-      </w:pPr>
-      <w:r>
-        <w:rPr>
-          <w:b/>
-          <w:bCs/>
-        </w:rPr>
-        <w:t>    "</w:t>
-      </w:r>
-      <w:proofErr w:type="spellStart"/>
-      <w:r>
-        <w:rPr>
-          <w:b/>
-          <w:bCs/>
-        </w:rPr>
-        <w:t>carrierEn</w:t>
-      </w:r>
-      <w:proofErr w:type="spellEnd"/>
-      <w:r>
-        <w:rPr>
-          <w:b/>
-          <w:bCs/>
-        </w:rPr>
-        <w:t>": "China Mobile",   // 运营商英文名称</w:t>
-      </w:r>
-    </w:p>
-    <w:p>
-      <w:pPr>
-        <w:rPr>
+          <w:rFonts w:hint="eastAsia"/>
+          <w:b/>
+          <w:bCs/>
+        </w:rPr>
+      </w:pPr>
+      <w:r>
+        <w:rPr>
+          <w:b/>
+          <w:bCs/>
+        </w:rPr>
+        <w:t>    "carrierName": "中国移动",      // 运营商中文名称</w:t>
+      </w:r>
+    </w:p>
+    <w:p>
+      <w:pPr>
+        <w:rPr>
+          <w:rFonts w:hint="eastAsia"/>
+          <w:b/>
+          <w:bCs/>
+        </w:rPr>
+      </w:pPr>
+      <w:r>
+        <w:rPr>
+          <w:b/>
+          <w:bCs/>
+        </w:rPr>
+        <w:t>    "carrierEn": "China Mobile",   // 运营商英文名称</w:t>
+      </w:r>
+    </w:p>
+    <w:p>
+      <w:pPr>
+        <w:rPr>
+          <w:rFonts w:hint="eastAsia"/>
           <w:b/>
           <w:bCs/>
         </w:rPr>
@@ -517,37 +564,23 @@
     <w:p>
       <w:pPr>
         <w:rPr>
-          <w:b/>
-          <w:bCs/>
-        </w:rPr>
-      </w:pPr>
-      <w:r>
-        <w:rPr>
-          <w:b/>
-          <w:bCs/>
-        </w:rPr>
-        <w:t>    "</w:t>
-      </w:r>
-      <w:proofErr w:type="spellStart"/>
-      <w:r>
-        <w:rPr>
-          <w:b/>
-          <w:bCs/>
-        </w:rPr>
-        <w:t>mnc</w:t>
-      </w:r>
-      <w:proofErr w:type="spellEnd"/>
-      <w:r>
-        <w:rPr>
-          <w:b/>
-          <w:bCs/>
-        </w:rPr>
-        <w:t>": "00"                    // 移动网络码（Mobile Network Code）</w:t>
-      </w:r>
-    </w:p>
-    <w:p>
-      <w:pPr>
-        <w:rPr>
+          <w:rFonts w:hint="eastAsia"/>
+          <w:b/>
+          <w:bCs/>
+        </w:rPr>
+      </w:pPr>
+      <w:r>
+        <w:rPr>
+          <w:b/>
+          <w:bCs/>
+        </w:rPr>
+        <w:t>    "mnc": "00"                    // 移动网络码（Mobile Network Code）</w:t>
+      </w:r>
+    </w:p>
+    <w:p>
+      <w:pPr>
+        <w:rPr>
+          <w:rFonts w:hint="eastAsia"/>
           <w:b/>
           <w:bCs/>
         </w:rPr>
@@ -563,6 +596,7 @@
     <w:p>
       <w:pPr>
         <w:rPr>
+          <w:rFonts w:hint="eastAsia"/>
           <w:b/>
           <w:bCs/>
         </w:rPr>
@@ -578,71 +612,79 @@
     <w:p>
       <w:pPr>
         <w:rPr>
-          <w:b/>
-          <w:bCs/>
-        </w:rPr>
-      </w:pPr>
-    </w:p>
-    <w:p>
-      <w:pPr>
-        <w:rPr>
-          <w:b/>
-          <w:bCs/>
-        </w:rPr>
-      </w:pPr>
-    </w:p>
-    <w:p>
-      <w:pPr>
-        <w:rPr>
-          <w:b/>
-          <w:bCs/>
-        </w:rPr>
-      </w:pPr>
-    </w:p>
-    <w:p>
-      <w:pPr>
-        <w:rPr>
-          <w:b/>
-          <w:bCs/>
-        </w:rPr>
-      </w:pPr>
-    </w:p>
-    <w:p>
-      <w:pPr>
-        <w:rPr>
-          <w:b/>
-          <w:bCs/>
-        </w:rPr>
-      </w:pPr>
-    </w:p>
-    <w:p>
-      <w:pPr>
-        <w:rPr>
-          <w:b/>
-          <w:bCs/>
-        </w:rPr>
-      </w:pPr>
-    </w:p>
-    <w:p>
-      <w:pPr>
-        <w:rPr>
-          <w:b/>
-          <w:bCs/>
-        </w:rPr>
-      </w:pPr>
-    </w:p>
-    <w:p>
-      <w:pPr>
-        <w:rPr>
-          <w:rFonts w:hint="eastAsia"/>
-          <w:b/>
-          <w:bCs/>
-        </w:rPr>
-      </w:pPr>
-    </w:p>
-    <w:p>
-      <w:pPr>
-        <w:rPr>
+          <w:rFonts w:hint="eastAsia"/>
+          <w:b/>
+          <w:bCs/>
+        </w:rPr>
+      </w:pPr>
+    </w:p>
+    <w:p>
+      <w:pPr>
+        <w:rPr>
+          <w:rFonts w:hint="eastAsia"/>
+          <w:b/>
+          <w:bCs/>
+        </w:rPr>
+      </w:pPr>
+    </w:p>
+    <w:p>
+      <w:pPr>
+        <w:rPr>
+          <w:rFonts w:hint="eastAsia"/>
+          <w:b/>
+          <w:bCs/>
+        </w:rPr>
+      </w:pPr>
+    </w:p>
+    <w:p>
+      <w:pPr>
+        <w:rPr>
+          <w:rFonts w:hint="eastAsia"/>
+          <w:b/>
+          <w:bCs/>
+        </w:rPr>
+      </w:pPr>
+    </w:p>
+    <w:p>
+      <w:pPr>
+        <w:rPr>
+          <w:rFonts w:hint="eastAsia"/>
+          <w:b/>
+          <w:bCs/>
+        </w:rPr>
+      </w:pPr>
+    </w:p>
+    <w:p>
+      <w:pPr>
+        <w:rPr>
+          <w:rFonts w:hint="eastAsia"/>
+          <w:b/>
+          <w:bCs/>
+        </w:rPr>
+      </w:pPr>
+    </w:p>
+    <w:p>
+      <w:pPr>
+        <w:rPr>
+          <w:rFonts w:hint="eastAsia"/>
+          <w:b/>
+          <w:bCs/>
+        </w:rPr>
+      </w:pPr>
+    </w:p>
+    <w:p>
+      <w:pPr>
+        <w:rPr>
+          <w:rFonts w:hint="eastAsia"/>
+          <w:b/>
+          <w:bCs/>
+        </w:rPr>
+      </w:pPr>
+    </w:p>
+    <w:p>
+      <w:pPr>
+        <w:rPr>
+          <w:rFonts w:hint="eastAsia"/>
           <w:b/>
           <w:bCs/>
         </w:rPr>
@@ -692,6 +734,7 @@
     <w:p>
       <w:pPr>
         <w:rPr>
+          <w:rFonts w:hint="eastAsia"/>
           <w:b/>
           <w:bCs/>
         </w:rPr>
@@ -707,6 +750,7 @@
     <w:p>
       <w:pPr>
         <w:rPr>
+          <w:rFonts w:hint="eastAsia"/>
           <w:b/>
           <w:bCs/>
         </w:rPr>
@@ -722,6 +766,7 @@
     <w:p>
       <w:pPr>
         <w:rPr>
+          <w:rFonts w:hint="eastAsia"/>
           <w:b/>
           <w:bCs/>
         </w:rPr>
@@ -737,6 +782,7 @@
     <w:p>
       <w:pPr>
         <w:rPr>
+          <w:rFonts w:hint="eastAsia"/>
           <w:b/>
           <w:bCs/>
         </w:rPr>
@@ -752,6 +798,7 @@
     <w:p>
       <w:pPr>
         <w:rPr>
+          <w:rFonts w:hint="eastAsia"/>
           <w:b/>
           <w:bCs/>
         </w:rPr>
@@ -767,254 +814,135 @@
     <w:p>
       <w:pPr>
         <w:rPr>
-          <w:b/>
-          <w:bCs/>
-        </w:rPr>
-      </w:pPr>
-      <w:r>
-        <w:rPr>
-          <w:b/>
-          <w:bCs/>
-        </w:rPr>
-        <w:t>    "</w:t>
-      </w:r>
-      <w:proofErr w:type="spellStart"/>
-      <w:r>
-        <w:rPr>
-          <w:b/>
-          <w:bCs/>
-        </w:rPr>
-        <w:t>dataNetwork</w:t>
-      </w:r>
-      <w:proofErr w:type="spellEnd"/>
-      <w:r>
-        <w:rPr>
-          <w:b/>
-          <w:bCs/>
-        </w:rPr>
-        <w:t>": "CMNET",              // 数据网络类型（如CMNET/CTNET等）</w:t>
-      </w:r>
-    </w:p>
-    <w:p>
-      <w:pPr>
-        <w:rPr>
-          <w:b/>
-          <w:bCs/>
-        </w:rPr>
-      </w:pPr>
-      <w:r>
-        <w:rPr>
-          <w:b/>
-          <w:bCs/>
-        </w:rPr>
-        <w:t>    "</w:t>
-      </w:r>
-      <w:proofErr w:type="spellStart"/>
-      <w:r>
-        <w:rPr>
-          <w:b/>
-          <w:bCs/>
-        </w:rPr>
-        <w:t>cellType</w:t>
-      </w:r>
-      <w:proofErr w:type="spellEnd"/>
-      <w:r>
-        <w:rPr>
-          <w:b/>
-          <w:bCs/>
-        </w:rPr>
-        <w:t>": "NR SA",                      // 小区类型（如NR SA、LTE等）</w:t>
-      </w:r>
-    </w:p>
-    <w:p>
-      <w:pPr>
-        <w:rPr>
-          <w:b/>
-          <w:bCs/>
-        </w:rPr>
-      </w:pPr>
-      <w:r>
-        <w:rPr>
-          <w:b/>
-          <w:bCs/>
-        </w:rPr>
-        <w:t>    "</w:t>
-      </w:r>
-      <w:proofErr w:type="spellStart"/>
-      <w:r>
-        <w:rPr>
-          <w:b/>
-          <w:bCs/>
-        </w:rPr>
-        <w:t>nrTac</w:t>
-      </w:r>
-      <w:proofErr w:type="spellEnd"/>
-      <w:r>
-        <w:rPr>
-          <w:b/>
-          <w:bCs/>
-        </w:rPr>
-        <w:t>": "12345",                         // NR-TAC，NR小区跟踪区码</w:t>
-      </w:r>
-    </w:p>
-    <w:p>
-      <w:pPr>
-        <w:rPr>
-          <w:b/>
-          <w:bCs/>
-        </w:rPr>
-      </w:pPr>
-      <w:r>
-        <w:rPr>
-          <w:b/>
-          <w:bCs/>
-        </w:rPr>
-        <w:t>    "</w:t>
-      </w:r>
-      <w:proofErr w:type="spellStart"/>
-      <w:r>
-        <w:rPr>
-          <w:b/>
-          <w:bCs/>
-        </w:rPr>
-        <w:t>nrPci</w:t>
-      </w:r>
-      <w:proofErr w:type="spellEnd"/>
-      <w:r>
-        <w:rPr>
-          <w:b/>
-          <w:bCs/>
-        </w:rPr>
-        <w:t>": "256",                           // NR-PCI，NR物理小区标识</w:t>
-      </w:r>
-    </w:p>
-    <w:p>
-      <w:pPr>
-        <w:rPr>
-          <w:b/>
-          <w:bCs/>
-        </w:rPr>
-      </w:pPr>
-      <w:r>
-        <w:rPr>
-          <w:b/>
-          <w:bCs/>
-        </w:rPr>
-        <w:t>    "</w:t>
-      </w:r>
-      <w:proofErr w:type="spellStart"/>
-      <w:r>
-        <w:rPr>
-          <w:b/>
-          <w:bCs/>
-        </w:rPr>
-        <w:t>nrCi</w:t>
-      </w:r>
-      <w:proofErr w:type="spellEnd"/>
-      <w:r>
-        <w:rPr>
-          <w:b/>
-          <w:bCs/>
-        </w:rPr>
-        <w:t>": "65856256",                       // NR-CI，NR小区标识</w:t>
-      </w:r>
-    </w:p>
-    <w:p>
-      <w:pPr>
-        <w:rPr>
-          <w:b/>
-          <w:bCs/>
-        </w:rPr>
-      </w:pPr>
-      <w:r>
-        <w:rPr>
-          <w:b/>
-          <w:bCs/>
-        </w:rPr>
-        <w:t>    "</w:t>
-      </w:r>
-      <w:proofErr w:type="spellStart"/>
-      <w:r>
-        <w:rPr>
-          <w:b/>
-          <w:bCs/>
-        </w:rPr>
-        <w:t>nrArfcn</w:t>
-      </w:r>
-      <w:proofErr w:type="spellEnd"/>
-      <w:r>
-        <w:rPr>
-          <w:b/>
-          <w:bCs/>
-        </w:rPr>
-        <w:t>": "636000",                      // NR-ARFCN，NR绝对射频信道号</w:t>
-      </w:r>
-    </w:p>
-    <w:p>
-      <w:pPr>
-        <w:rPr>
-          <w:b/>
-          <w:bCs/>
-        </w:rPr>
-      </w:pPr>
-      <w:r>
-        <w:rPr>
-          <w:b/>
-          <w:bCs/>
-        </w:rPr>
-        <w:t>    "</w:t>
-      </w:r>
-      <w:proofErr w:type="spellStart"/>
-      <w:r>
-        <w:rPr>
-          <w:b/>
-          <w:bCs/>
-        </w:rPr>
-        <w:t>nrFreq</w:t>
-      </w:r>
-      <w:proofErr w:type="spellEnd"/>
-      <w:r>
-        <w:rPr>
-          <w:b/>
-          <w:bCs/>
-        </w:rPr>
-        <w:t>": "3620 MHz",                     // NR-FREQ，NR频点</w:t>
-      </w:r>
-    </w:p>
-    <w:p>
-      <w:pPr>
-        <w:rPr>
-          <w:b/>
-          <w:bCs/>
-        </w:rPr>
-      </w:pPr>
-      <w:r>
-        <w:rPr>
-          <w:b/>
-          <w:bCs/>
-        </w:rPr>
-        <w:t>    "</w:t>
-      </w:r>
-      <w:proofErr w:type="spellStart"/>
-      <w:r>
-        <w:rPr>
-          <w:b/>
-          <w:bCs/>
-        </w:rPr>
-        <w:t>naBand</w:t>
-      </w:r>
-      <w:proofErr w:type="spellEnd"/>
-      <w:r>
-        <w:rPr>
-          <w:b/>
-          <w:bCs/>
-        </w:rPr>
-        <w:t>": "n78 (3300-3800 MHz)"           // NA-BAND，频段及范围</w:t>
-      </w:r>
-    </w:p>
-    <w:p>
-      <w:pPr>
-        <w:rPr>
+          <w:rFonts w:hint="eastAsia"/>
+          <w:b/>
+          <w:bCs/>
+        </w:rPr>
+      </w:pPr>
+      <w:r>
+        <w:rPr>
+          <w:b/>
+          <w:bCs/>
+        </w:rPr>
+        <w:t>    "dataNetwork": "CMNET",              // 数据网络类型（如CMNET/CTNET等）</w:t>
+      </w:r>
+    </w:p>
+    <w:p>
+      <w:pPr>
+        <w:rPr>
+          <w:rFonts w:hint="eastAsia"/>
+          <w:b/>
+          <w:bCs/>
+        </w:rPr>
+      </w:pPr>
+      <w:r>
+        <w:rPr>
+          <w:b/>
+          <w:bCs/>
+        </w:rPr>
+        <w:t>    "cellType": "NR SA",                      // 小区类型（如NR SA、LTE等）</w:t>
+      </w:r>
+    </w:p>
+    <w:p>
+      <w:pPr>
+        <w:rPr>
+          <w:rFonts w:hint="eastAsia"/>
+          <w:b/>
+          <w:bCs/>
+        </w:rPr>
+      </w:pPr>
+      <w:r>
+        <w:rPr>
+          <w:b/>
+          <w:bCs/>
+        </w:rPr>
+        <w:t>    "nrTac": "12345",                         // NR-TAC，NR小区跟踪区码</w:t>
+      </w:r>
+    </w:p>
+    <w:p>
+      <w:pPr>
+        <w:rPr>
+          <w:rFonts w:hint="eastAsia"/>
+          <w:b/>
+          <w:bCs/>
+        </w:rPr>
+      </w:pPr>
+      <w:r>
+        <w:rPr>
+          <w:b/>
+          <w:bCs/>
+        </w:rPr>
+        <w:t>    "nrPci": "256",                           // NR-PCI，NR物理小区标识</w:t>
+      </w:r>
+    </w:p>
+    <w:p>
+      <w:pPr>
+        <w:rPr>
+          <w:rFonts w:hint="eastAsia"/>
+          <w:b/>
+          <w:bCs/>
+        </w:rPr>
+      </w:pPr>
+      <w:r>
+        <w:rPr>
+          <w:b/>
+          <w:bCs/>
+        </w:rPr>
+        <w:t>    "nrCi": "65856256",                       // NR-CI，NR小区标识</w:t>
+      </w:r>
+    </w:p>
+    <w:p>
+      <w:pPr>
+        <w:rPr>
+          <w:rFonts w:hint="eastAsia"/>
+          <w:b/>
+          <w:bCs/>
+        </w:rPr>
+      </w:pPr>
+      <w:r>
+        <w:rPr>
+          <w:b/>
+          <w:bCs/>
+        </w:rPr>
+        <w:t>    "nrArfcn": "636000",                      // NR-ARFCN，NR绝对射频信道号</w:t>
+      </w:r>
+    </w:p>
+    <w:p>
+      <w:pPr>
+        <w:rPr>
+          <w:rFonts w:hint="eastAsia"/>
+          <w:b/>
+          <w:bCs/>
+        </w:rPr>
+      </w:pPr>
+      <w:r>
+        <w:rPr>
+          <w:b/>
+          <w:bCs/>
+        </w:rPr>
+        <w:t>    "nrFreq": "3620 MHz",                     // NR-FREQ，NR频点</w:t>
+      </w:r>
+    </w:p>
+    <w:p>
+      <w:pPr>
+        <w:rPr>
+          <w:rFonts w:hint="eastAsia"/>
+          <w:b/>
+          <w:bCs/>
+        </w:rPr>
+      </w:pPr>
+      <w:r>
+        <w:rPr>
+          <w:b/>
+          <w:bCs/>
+        </w:rPr>
+        <w:t>    "naBand": "n78 (3300-3800 MHz)"           // NA-BAND，频段及范围</w:t>
+      </w:r>
+    </w:p>
+    <w:p>
+      <w:pPr>
+        <w:rPr>
+          <w:rFonts w:hint="eastAsia"/>
           <w:b/>
           <w:bCs/>
         </w:rPr>
@@ -1030,6 +958,7 @@
     <w:p>
       <w:pPr>
         <w:rPr>
+          <w:rFonts w:hint="eastAsia"/>
           <w:b/>
           <w:bCs/>
         </w:rPr>
@@ -1045,31 +974,34 @@
     <w:p>
       <w:pPr>
         <w:rPr>
-          <w:b/>
-          <w:bCs/>
-        </w:rPr>
-      </w:pPr>
-    </w:p>
-    <w:p>
-      <w:pPr>
-        <w:rPr>
-          <w:b/>
-          <w:bCs/>
-        </w:rPr>
-      </w:pPr>
-    </w:p>
-    <w:p>
-      <w:pPr>
-        <w:rPr>
-          <w:rFonts w:hint="eastAsia"/>
-          <w:b/>
-          <w:bCs/>
-        </w:rPr>
-      </w:pPr>
-    </w:p>
-    <w:p>
-      <w:pPr>
-        <w:rPr>
+          <w:rFonts w:hint="eastAsia"/>
+          <w:b/>
+          <w:bCs/>
+        </w:rPr>
+      </w:pPr>
+    </w:p>
+    <w:p>
+      <w:pPr>
+        <w:rPr>
+          <w:rFonts w:hint="eastAsia"/>
+          <w:b/>
+          <w:bCs/>
+        </w:rPr>
+      </w:pPr>
+    </w:p>
+    <w:p>
+      <w:pPr>
+        <w:rPr>
+          <w:rFonts w:hint="eastAsia"/>
+          <w:b/>
+          <w:bCs/>
+        </w:rPr>
+      </w:pPr>
+    </w:p>
+    <w:p>
+      <w:pPr>
+        <w:rPr>
+          <w:rFonts w:hint="eastAsia"/>
           <w:b/>
           <w:bCs/>
         </w:rPr>
@@ -1119,6 +1051,7 @@
     <w:p>
       <w:pPr>
         <w:rPr>
+          <w:rFonts w:hint="eastAsia"/>
           <w:b/>
           <w:bCs/>
         </w:rPr>
@@ -1153,6 +1086,7 @@
           <w:numId w:val="1"/>
         </w:numPr>
         <w:rPr>
+          <w:rFonts w:hint="eastAsia"/>
           <w:b/>
           <w:bCs/>
         </w:rPr>
@@ -1168,44 +1102,36 @@
     <w:p>
       <w:pPr>
         <w:rPr>
-          <w:b/>
-          <w:bCs/>
-        </w:rPr>
-      </w:pPr>
-    </w:p>
-    <w:p>
-      <w:pPr>
-        <w:rPr>
-          <w:b/>
-          <w:bCs/>
-        </w:rPr>
-      </w:pPr>
-    </w:p>
-    <w:p>
-      <w:pPr>
-        <w:rPr>
-          <w:rFonts w:hint="eastAsia"/>
-          <w:b/>
-          <w:bCs/>
-        </w:rPr>
-      </w:pPr>
-      <w:proofErr w:type="spellStart"/>
-      <w:r>
-        <w:rPr>
-          <w:rFonts w:hint="eastAsia"/>
-          <w:b/>
-          <w:bCs/>
-        </w:rPr>
-        <w:t>json</w:t>
-      </w:r>
-      <w:proofErr w:type="spellEnd"/>
-      <w:r>
-        <w:rPr>
-          <w:rFonts w:hint="eastAsia"/>
-          <w:b/>
-          <w:bCs/>
-        </w:rPr>
-        <w:t>规范</w:t>
+          <w:rFonts w:hint="eastAsia"/>
+          <w:b/>
+          <w:bCs/>
+        </w:rPr>
+      </w:pPr>
+    </w:p>
+    <w:p>
+      <w:pPr>
+        <w:rPr>
+          <w:rFonts w:hint="eastAsia"/>
+          <w:b/>
+          <w:bCs/>
+        </w:rPr>
+      </w:pPr>
+    </w:p>
+    <w:p>
+      <w:pPr>
+        <w:rPr>
+          <w:rFonts w:hint="eastAsia"/>
+          <w:b/>
+          <w:bCs/>
+        </w:rPr>
+      </w:pPr>
+      <w:r>
+        <w:rPr>
+          <w:rFonts w:hint="eastAsia"/>
+          <w:b/>
+          <w:bCs/>
+        </w:rPr>
+        <w:t>json规范</w:t>
       </w:r>
       <w:r>
         <w:rPr>
@@ -1219,6 +1145,7 @@
     <w:p>
       <w:pPr>
         <w:rPr>
+          <w:rFonts w:hint="eastAsia"/>
           <w:b/>
           <w:bCs/>
         </w:rPr>
@@ -1234,6 +1161,7 @@
     <w:p>
       <w:pPr>
         <w:rPr>
+          <w:rFonts w:hint="eastAsia"/>
           <w:b/>
           <w:bCs/>
         </w:rPr>
@@ -1249,6 +1177,7 @@
     <w:p>
       <w:pPr>
         <w:rPr>
+          <w:rFonts w:hint="eastAsia"/>
           <w:b/>
           <w:bCs/>
         </w:rPr>
@@ -1264,6 +1193,7 @@
     <w:p>
       <w:pPr>
         <w:rPr>
+          <w:rFonts w:hint="eastAsia"/>
           <w:b/>
           <w:bCs/>
         </w:rPr>
@@ -1279,99 +1209,55 @@
     <w:p>
       <w:pPr>
         <w:rPr>
-          <w:b/>
-          <w:bCs/>
-        </w:rPr>
-      </w:pPr>
-      <w:r>
-        <w:rPr>
-          <w:b/>
-          <w:bCs/>
-        </w:rPr>
-        <w:t>    "</w:t>
-      </w:r>
-      <w:proofErr w:type="spellStart"/>
-      <w:r>
-        <w:rPr>
-          <w:b/>
-          <w:bCs/>
-        </w:rPr>
-        <w:t>rsrp</w:t>
-      </w:r>
-      <w:proofErr w:type="spellEnd"/>
-      <w:r>
-        <w:rPr>
-          <w:b/>
-          <w:bCs/>
-        </w:rPr>
-        <w:t>": [-87.0, -86.1, -85.2],</w:t>
-      </w:r>
-    </w:p>
-    <w:p>
-      <w:pPr>
-        <w:rPr>
-          <w:b/>
-          <w:bCs/>
-        </w:rPr>
-      </w:pPr>
-      <w:r>
-        <w:rPr>
-          <w:b/>
-          <w:bCs/>
-        </w:rPr>
-        <w:t>    "</w:t>
-      </w:r>
-      <w:proofErr w:type="spellStart"/>
-      <w:r>
-        <w:rPr>
-          <w:b/>
-          <w:bCs/>
-        </w:rPr>
-        <w:t>rsrq</w:t>
-      </w:r>
-      <w:proofErr w:type="spellEnd"/>
-      <w:r>
-        <w:rPr>
-          <w:b/>
-          <w:bCs/>
-        </w:rPr>
-        <w:t>": [-9.8, -9.7, -9.5],</w:t>
-      </w:r>
-    </w:p>
-    <w:p>
-      <w:pPr>
-        <w:rPr>
-          <w:b/>
-          <w:bCs/>
-        </w:rPr>
-      </w:pPr>
-      <w:r>
-        <w:rPr>
-          <w:b/>
-          <w:bCs/>
-        </w:rPr>
-        <w:t>    "</w:t>
-      </w:r>
-      <w:proofErr w:type="spellStart"/>
-      <w:r>
-        <w:rPr>
-          <w:b/>
-          <w:bCs/>
-        </w:rPr>
-        <w:t>sinr</w:t>
-      </w:r>
-      <w:proofErr w:type="spellEnd"/>
-      <w:r>
-        <w:rPr>
-          <w:b/>
-          <w:bCs/>
-        </w:rPr>
-        <w:t>": [17.5, 17.9, 18.2]</w:t>
-      </w:r>
-    </w:p>
-    <w:p>
-      <w:pPr>
-        <w:rPr>
+          <w:rFonts w:hint="eastAsia"/>
+          <w:b/>
+          <w:bCs/>
+        </w:rPr>
+      </w:pPr>
+      <w:r>
+        <w:rPr>
+          <w:b/>
+          <w:bCs/>
+        </w:rPr>
+        <w:t>    "rsrp": [-87.0, -86.1, -85.2],</w:t>
+      </w:r>
+    </w:p>
+    <w:p>
+      <w:pPr>
+        <w:rPr>
+          <w:rFonts w:hint="eastAsia"/>
+          <w:b/>
+          <w:bCs/>
+        </w:rPr>
+      </w:pPr>
+      <w:r>
+        <w:rPr>
+          <w:b/>
+          <w:bCs/>
+        </w:rPr>
+        <w:t>    "rsrq": [-9.8, -9.7, -9.5],</w:t>
+      </w:r>
+    </w:p>
+    <w:p>
+      <w:pPr>
+        <w:rPr>
+          <w:rFonts w:hint="eastAsia"/>
+          <w:b/>
+          <w:bCs/>
+        </w:rPr>
+      </w:pPr>
+      <w:r>
+        <w:rPr>
+          <w:b/>
+          <w:bCs/>
+        </w:rPr>
+        <w:t>    "sinr": [17.5, 17.9, 18.2]</w:t>
+      </w:r>
+    </w:p>
+    <w:p>
+      <w:pPr>
+        <w:rPr>
+          <w:rFonts w:hint="eastAsia"/>
           <w:b/>
           <w:bCs/>
         </w:rPr>
@@ -1387,6 +1273,7 @@
     <w:p>
       <w:pPr>
         <w:rPr>
+          <w:rFonts w:hint="eastAsia"/>
           <w:b/>
           <w:bCs/>
         </w:rPr>
@@ -1406,57 +1293,17 @@
           <w:numId w:val="2"/>
         </w:numPr>
         <w:rPr>
-          <w:b/>
-          <w:bCs/>
-        </w:rPr>
-      </w:pPr>
-      <w:proofErr w:type="spellStart"/>
-      <w:r>
-        <w:rPr>
-          <w:b/>
-          <w:bCs/>
-        </w:rPr>
-        <w:t>rsrp</w:t>
-      </w:r>
-      <w:proofErr w:type="spellEnd"/>
-      <w:r>
-        <w:rPr>
-          <w:b/>
-          <w:bCs/>
-        </w:rPr>
-        <w:t>、</w:t>
-      </w:r>
-      <w:proofErr w:type="spellStart"/>
-      <w:r>
-        <w:rPr>
-          <w:b/>
-          <w:bCs/>
-        </w:rPr>
-        <w:t>rsrq</w:t>
-      </w:r>
-      <w:proofErr w:type="spellEnd"/>
-      <w:r>
-        <w:rPr>
-          <w:b/>
-          <w:bCs/>
-        </w:rPr>
-        <w:t>、</w:t>
-      </w:r>
-      <w:proofErr w:type="spellStart"/>
-      <w:r>
-        <w:rPr>
-          <w:b/>
-          <w:bCs/>
-        </w:rPr>
-        <w:t>sinr</w:t>
-      </w:r>
-      <w:proofErr w:type="spellEnd"/>
-      <w:r>
-        <w:rPr>
-          <w:b/>
-          <w:bCs/>
-        </w:rPr>
-        <w:t xml:space="preserve"> 数组均为 length 长度，顺序为时间正序（左→右：最早→最新）。</w:t>
+          <w:rFonts w:hint="eastAsia"/>
+          <w:b/>
+          <w:bCs/>
+        </w:rPr>
+      </w:pPr>
+      <w:r>
+        <w:rPr>
+          <w:b/>
+          <w:bCs/>
+        </w:rPr>
+        <w:t>rsrp、rsrq、sinr 数组均为 length 长度，顺序为时间正序（左→右：最早→最新）。</w:t>
       </w:r>
     </w:p>
     <w:p>
@@ -1466,53 +1313,41 @@
           <w:numId w:val="2"/>
         </w:numPr>
         <w:rPr>
-          <w:b/>
-          <w:bCs/>
-        </w:rPr>
-      </w:pPr>
-      <w:r>
-        <w:rPr>
-          <w:b/>
-          <w:bCs/>
-        </w:rPr>
-        <w:t>例如：</w:t>
-      </w:r>
-      <w:proofErr w:type="spellStart"/>
-      <w:r>
-        <w:rPr>
-          <w:b/>
-          <w:bCs/>
-        </w:rPr>
-        <w:t>rsrp</w:t>
-      </w:r>
-      <w:proofErr w:type="spellEnd"/>
-      <w:r>
-        <w:rPr>
-          <w:b/>
-          <w:bCs/>
-        </w:rPr>
-        <w:t>: [早, ..., 晚]，最后一个为当前最新值。</w:t>
-      </w:r>
-    </w:p>
-    <w:p>
-      <w:pPr>
-        <w:rPr>
-          <w:b/>
-          <w:bCs/>
-        </w:rPr>
-      </w:pPr>
-    </w:p>
-    <w:p>
-      <w:pPr>
-        <w:rPr>
-          <w:b/>
-          <w:bCs/>
-        </w:rPr>
-      </w:pPr>
-    </w:p>
-    <w:p>
-      <w:pPr>
-        <w:rPr>
+          <w:rFonts w:hint="eastAsia"/>
+          <w:b/>
+          <w:bCs/>
+        </w:rPr>
+      </w:pPr>
+      <w:r>
+        <w:rPr>
+          <w:b/>
+          <w:bCs/>
+        </w:rPr>
+        <w:t>例如：rsrp: [早, ..., 晚]，最后一个为当前最新值。</w:t>
+      </w:r>
+    </w:p>
+    <w:p>
+      <w:pPr>
+        <w:rPr>
+          <w:rFonts w:hint="eastAsia"/>
+          <w:b/>
+          <w:bCs/>
+        </w:rPr>
+      </w:pPr>
+    </w:p>
+    <w:p>
+      <w:pPr>
+        <w:rPr>
+          <w:rFonts w:hint="eastAsia"/>
+          <w:b/>
+          <w:bCs/>
+        </w:rPr>
+      </w:pPr>
+    </w:p>
+    <w:p>
+      <w:pPr>
+        <w:rPr>
+          <w:rFonts w:hint="eastAsia"/>
           <w:b/>
           <w:bCs/>
         </w:rPr>
@@ -1562,6 +1397,7 @@
     <w:p>
       <w:pPr>
         <w:rPr>
+          <w:rFonts w:hint="eastAsia"/>
           <w:b/>
           <w:bCs/>
         </w:rPr>
@@ -1595,6 +1431,7 @@
     <w:p>
       <w:pPr>
         <w:rPr>
+          <w:rFonts w:hint="eastAsia"/>
           <w:b/>
           <w:bCs/>
         </w:rPr>
@@ -1610,6 +1447,7 @@
     <w:p>
       <w:pPr>
         <w:rPr>
+          <w:rFonts w:hint="eastAsia"/>
           <w:b/>
           <w:bCs/>
         </w:rPr>
@@ -1625,6 +1463,7 @@
     <w:p>
       <w:pPr>
         <w:rPr>
+          <w:rFonts w:hint="eastAsia"/>
           <w:b/>
           <w:bCs/>
         </w:rPr>
@@ -1640,6 +1479,7 @@
     <w:p>
       <w:pPr>
         <w:rPr>
+          <w:rFonts w:hint="eastAsia"/>
           <w:b/>
           <w:bCs/>
         </w:rPr>
@@ -1655,6 +1495,7 @@
     <w:p>
       <w:pPr>
         <w:rPr>
+          <w:rFonts w:hint="eastAsia"/>
           <w:b/>
           <w:bCs/>
         </w:rPr>
@@ -1670,6 +1511,7 @@
     <w:p>
       <w:pPr>
         <w:rPr>
+          <w:rFonts w:hint="eastAsia"/>
           <w:b/>
           <w:bCs/>
         </w:rPr>
@@ -1685,6 +1527,7 @@
     <w:p>
       <w:pPr>
         <w:rPr>
+          <w:rFonts w:hint="eastAsia"/>
           <w:b/>
           <w:bCs/>
         </w:rPr>
@@ -1700,6 +1543,7 @@
     <w:p>
       <w:pPr>
         <w:rPr>
+          <w:rFonts w:hint="eastAsia"/>
           <w:b/>
           <w:bCs/>
         </w:rPr>
@@ -1715,6 +1559,7 @@
     <w:p>
       <w:pPr>
         <w:rPr>
+          <w:rFonts w:hint="eastAsia"/>
           <w:b/>
           <w:bCs/>
         </w:rPr>
@@ -1730,6 +1575,7 @@
     <w:p>
       <w:pPr>
         <w:rPr>
+          <w:rFonts w:hint="eastAsia"/>
           <w:b/>
           <w:bCs/>
         </w:rPr>
@@ -1745,6 +1591,7 @@
     <w:p>
       <w:pPr>
         <w:rPr>
+          <w:rFonts w:hint="eastAsia"/>
           <w:b/>
           <w:bCs/>
         </w:rPr>
@@ -1760,6 +1607,7 @@
     <w:p>
       <w:pPr>
         <w:rPr>
+          <w:rFonts w:hint="eastAsia"/>
           <w:b/>
           <w:bCs/>
         </w:rPr>
@@ -1776,6 +1624,7 @@
     <w:p>
       <w:pPr>
         <w:rPr>
+          <w:rFonts w:hint="eastAsia"/>
           <w:b/>
           <w:bCs/>
         </w:rPr>
@@ -1791,6 +1640,7 @@
     <w:p>
       <w:pPr>
         <w:rPr>
+          <w:rFonts w:hint="eastAsia"/>
           <w:b/>
           <w:bCs/>
         </w:rPr>
@@ -1806,6 +1656,7 @@
     <w:p>
       <w:pPr>
         <w:rPr>
+          <w:rFonts w:hint="eastAsia"/>
           <w:b/>
           <w:bCs/>
         </w:rPr>
@@ -1821,6 +1672,7 @@
     <w:p>
       <w:pPr>
         <w:rPr>
+          <w:rFonts w:hint="eastAsia"/>
           <w:b/>
           <w:bCs/>
         </w:rPr>
@@ -1836,6 +1688,7 @@
     <w:p>
       <w:pPr>
         <w:rPr>
+          <w:rFonts w:hint="eastAsia"/>
           <w:b/>
           <w:bCs/>
         </w:rPr>
@@ -1851,6 +1704,7 @@
     <w:p>
       <w:pPr>
         <w:rPr>
+          <w:rFonts w:hint="eastAsia"/>
           <w:b/>
           <w:bCs/>
         </w:rPr>
@@ -1866,6 +1720,7 @@
     <w:p>
       <w:pPr>
         <w:rPr>
+          <w:rFonts w:hint="eastAsia"/>
           <w:b/>
           <w:bCs/>
         </w:rPr>
@@ -1881,6 +1736,7 @@
     <w:p>
       <w:pPr>
         <w:rPr>
+          <w:rFonts w:hint="eastAsia"/>
           <w:b/>
           <w:bCs/>
         </w:rPr>
@@ -1896,14 +1752,16 @@
     <w:p>
       <w:pPr>
         <w:rPr>
-          <w:b/>
-          <w:bCs/>
-        </w:rPr>
-      </w:pPr>
-    </w:p>
-    <w:p>
-      <w:pPr>
-        <w:rPr>
+          <w:rFonts w:hint="eastAsia"/>
+          <w:b/>
+          <w:bCs/>
+        </w:rPr>
+      </w:pPr>
+    </w:p>
+    <w:p>
+      <w:pPr>
+        <w:rPr>
+          <w:rFonts w:hint="eastAsia"/>
           <w:b/>
           <w:bCs/>
         </w:rPr>
@@ -1923,6 +1781,7 @@
           <w:numId w:val="3"/>
         </w:numPr>
         <w:rPr>
+          <w:rFonts w:hint="eastAsia"/>
           <w:b/>
           <w:bCs/>
         </w:rPr>
@@ -1942,6 +1801,7 @@
           <w:numId w:val="3"/>
         </w:numPr>
         <w:rPr>
+          <w:rFonts w:hint="eastAsia"/>
           <w:b/>
           <w:bCs/>
         </w:rPr>
@@ -1961,6 +1821,7 @@
           <w:numId w:val="3"/>
         </w:numPr>
         <w:rPr>
+          <w:rFonts w:hint="eastAsia"/>
           <w:b/>
           <w:bCs/>
         </w:rPr>
@@ -1980,6 +1841,7 @@
           <w:numId w:val="3"/>
         </w:numPr>
         <w:rPr>
+          <w:rFonts w:hint="eastAsia"/>
           <w:b/>
           <w:bCs/>
         </w:rPr>
@@ -1995,11 +1857,1789 @@
     <w:p>
       <w:pPr>
         <w:rPr>
-          <w:rFonts w:hint="eastAsia"/>
-          <w:b/>
-          <w:bCs/>
-        </w:rPr>
-      </w:pPr>
+          <w:b/>
+          <w:bCs/>
+        </w:rPr>
+      </w:pPr>
+    </w:p>
+    <w:p>
+      <w:pPr>
+        <w:rPr>
+          <w:b/>
+          <w:bCs/>
+        </w:rPr>
+      </w:pPr>
+    </w:p>
+    <w:p>
+      <w:pPr>
+        <w:rPr>
+          <w:b/>
+          <w:bCs/>
+        </w:rPr>
+      </w:pPr>
+    </w:p>
+    <w:p>
+      <w:pPr>
+        <w:rPr>
+          <w:b/>
+          <w:bCs/>
+        </w:rPr>
+      </w:pPr>
+    </w:p>
+    <w:p>
+      <w:pPr>
+        <w:rPr>
+          <w:b/>
+          <w:bCs/>
+        </w:rPr>
+      </w:pPr>
+    </w:p>
+    <w:p>
+      <w:pPr>
+        <w:rPr>
+          <w:b/>
+          <w:bCs/>
+        </w:rPr>
+      </w:pPr>
+    </w:p>
+    <w:p>
+      <w:pPr>
+        <w:rPr>
+          <w:rFonts w:hint="eastAsia"/>
+          <w:b/>
+          <w:bCs/>
+        </w:rPr>
+      </w:pPr>
+    </w:p>
+    <w:p>
+      <w:pPr>
+        <w:rPr>
+          <w:rFonts w:hint="eastAsia"/>
+          <w:b/>
+          <w:bCs/>
+          <w:color w:val="EE0000"/>
+          <w:sz w:val="48"/>
+          <w:szCs w:val="48"/>
+        </w:rPr>
+      </w:pPr>
+      <w:r>
+        <w:rPr>
+          <w:b/>
+          <w:bCs/>
+          <w:color w:val="EE0000"/>
+          <w:sz w:val="48"/>
+          <w:szCs w:val="48"/>
+        </w:rPr>
+        <w:t>巡检报告</w:t>
+      </w:r>
+    </w:p>
+    <w:p>
+      <w:pPr>
+        <w:rPr>
+          <w:b/>
+          <w:bCs/>
+        </w:rPr>
+      </w:pPr>
+      <w:r>
+        <w:rPr>
+          <w:noProof/>
+        </w:rPr>
+        <w:drawing>
+          <wp:inline distT="0" distB="0" distL="0" distR="0" wp14:anchorId="16126055" wp14:editId="02486BEF">
+            <wp:extent cx="5274310" cy="3443605"/>
+            <wp:effectExtent l="0" t="0" r="2540" b="4445"/>
+            <wp:docPr id="244644794" name="图片 1"/>
+            <wp:cNvGraphicFramePr>
+              <a:graphicFrameLocks xmlns:a="http://schemas.openxmlformats.org/drawingml/2006/main" noChangeAspect="1"/>
+            </wp:cNvGraphicFramePr>
+            <a:graphic xmlns:a="http://schemas.openxmlformats.org/drawingml/2006/main">
+              <a:graphicData uri="http://schemas.openxmlformats.org/drawingml/2006/picture">
+                <pic:pic xmlns:pic="http://schemas.openxmlformats.org/drawingml/2006/picture">
+                  <pic:nvPicPr>
+                    <pic:cNvPr id="244644794" name=""/>
+                    <pic:cNvPicPr/>
+                  </pic:nvPicPr>
+                  <pic:blipFill>
+                    <a:blip r:embed="rId11"/>
+                    <a:stretch>
+                      <a:fillRect/>
+                    </a:stretch>
+                  </pic:blipFill>
+                  <pic:spPr>
+                    <a:xfrm>
+                      <a:off x="0" y="0"/>
+                      <a:ext cx="5274310" cy="3443605"/>
+                    </a:xfrm>
+                    <a:prstGeom prst="rect">
+                      <a:avLst/>
+                    </a:prstGeom>
+                  </pic:spPr>
+                </pic:pic>
+              </a:graphicData>
+            </a:graphic>
+          </wp:inline>
+        </w:drawing>
+      </w:r>
+    </w:p>
+    <w:p>
+      <w:pPr>
+        <w:rPr>
+          <w:rFonts w:hint="eastAsia"/>
+          <w:b/>
+          <w:bCs/>
+        </w:rPr>
+      </w:pPr>
+      <w:r>
+        <w:rPr>
+          <w:b/>
+          <w:bCs/>
+        </w:rPr>
+        <w:lastRenderedPageBreak/>
+        <w:t>获取巡检报告列表（分页）</w:t>
+      </w:r>
+    </w:p>
+    <w:p>
+      <w:pPr>
+        <w:rPr>
+          <w:b/>
+          <w:bCs/>
+        </w:rPr>
+      </w:pPr>
+      <w:r>
+        <w:rPr>
+          <w:b/>
+          <w:bCs/>
+        </w:rPr>
+        <w:t>请求参数：</w:t>
+      </w:r>
+    </w:p>
+    <w:p>
+      <w:pPr>
+        <w:rPr>
+          <w:b/>
+          <w:bCs/>
+        </w:rPr>
+      </w:pPr>
+      <w:r>
+        <w:rPr>
+          <w:b/>
+          <w:bCs/>
+        </w:rPr>
+        <w:t xml:space="preserve">page      页码，从 1 开始 </w:t>
+      </w:r>
+    </w:p>
+    <w:p>
+      <w:pPr>
+        <w:rPr>
+          <w:b/>
+          <w:bCs/>
+        </w:rPr>
+      </w:pPr>
+      <w:r>
+        <w:rPr>
+          <w:b/>
+          <w:bCs/>
+        </w:rPr>
+        <w:t xml:space="preserve">pageSize  每页条数，默认 3 </w:t>
+      </w:r>
+    </w:p>
+    <w:p>
+      <w:pPr>
+        <w:rPr>
+          <w:b/>
+          <w:bCs/>
+        </w:rPr>
+      </w:pPr>
+    </w:p>
+    <w:p>
+      <w:pPr>
+        <w:rPr>
+          <w:b/>
+          <w:bCs/>
+        </w:rPr>
+      </w:pPr>
+      <w:r>
+        <w:rPr>
+          <w:b/>
+          <w:bCs/>
+        </w:rPr>
+        <w:t>响应 JSON 规范：</w:t>
+      </w:r>
+    </w:p>
+    <w:p>
+      <w:pPr>
+        <w:rPr>
+          <w:b/>
+          <w:bCs/>
+        </w:rPr>
+      </w:pPr>
+      <w:r>
+        <w:rPr>
+          <w:b/>
+          <w:bCs/>
+        </w:rPr>
+        <w:t>{</w:t>
+      </w:r>
+    </w:p>
+    <w:p>
+      <w:pPr>
+        <w:rPr>
+          <w:b/>
+          <w:bCs/>
+        </w:rPr>
+      </w:pPr>
+      <w:r>
+        <w:rPr>
+          <w:b/>
+          <w:bCs/>
+        </w:rPr>
+        <w:t>  "code": 0,</w:t>
+      </w:r>
+    </w:p>
+    <w:p>
+      <w:pPr>
+        <w:rPr>
+          <w:b/>
+          <w:bCs/>
+        </w:rPr>
+      </w:pPr>
+      <w:r>
+        <w:rPr>
+          <w:b/>
+          <w:bCs/>
+        </w:rPr>
+        <w:t>  "msg": "success",</w:t>
+      </w:r>
+    </w:p>
+    <w:p>
+      <w:pPr>
+        <w:rPr>
+          <w:b/>
+          <w:bCs/>
+        </w:rPr>
+      </w:pPr>
+      <w:r>
+        <w:rPr>
+          <w:b/>
+          <w:bCs/>
+        </w:rPr>
+        <w:t>  "data": {</w:t>
+      </w:r>
+    </w:p>
+    <w:p>
+      <w:pPr>
+        <w:rPr>
+          <w:b/>
+          <w:bCs/>
+        </w:rPr>
+      </w:pPr>
+      <w:r>
+        <w:rPr>
+          <w:b/>
+          <w:bCs/>
+        </w:rPr>
+        <w:t>    [</w:t>
+      </w:r>
+    </w:p>
+    <w:p>
+      <w:pPr>
+        <w:rPr>
+          <w:b/>
+          <w:bCs/>
+        </w:rPr>
+      </w:pPr>
+      <w:r>
+        <w:rPr>
+          <w:b/>
+          <w:bCs/>
+        </w:rPr>
+        <w:t>      {</w:t>
+      </w:r>
+    </w:p>
+    <w:p>
+      <w:pPr>
+        <w:rPr>
+          <w:b/>
+          <w:bCs/>
+        </w:rPr>
+      </w:pPr>
+      <w:r>
+        <w:rPr>
+          <w:b/>
+          <w:bCs/>
+        </w:rPr>
+        <w:t>        "id": 101,</w:t>
+      </w:r>
+    </w:p>
+    <w:p>
+      <w:pPr>
+        <w:rPr>
+          <w:b/>
+          <w:bCs/>
+        </w:rPr>
+      </w:pPr>
+      <w:r>
+        <w:rPr>
+          <w:b/>
+          <w:bCs/>
+        </w:rPr>
+        <w:t>        "station": "凉山基站-032",</w:t>
+      </w:r>
+    </w:p>
+    <w:p>
+      <w:pPr>
+        <w:rPr>
+          <w:b/>
+          <w:bCs/>
+        </w:rPr>
+      </w:pPr>
+      <w:r>
+        <w:rPr>
+          <w:b/>
+          <w:bCs/>
+        </w:rPr>
+        <w:t>        "date": "2024-01-15",</w:t>
+      </w:r>
+    </w:p>
+    <w:p>
+      <w:pPr>
+        <w:rPr>
+          <w:b/>
+          <w:bCs/>
+        </w:rPr>
+      </w:pPr>
+      <w:r>
+        <w:rPr>
+          <w:b/>
+          <w:bCs/>
+        </w:rPr>
+        <w:t>        "status": "已完成",</w:t>
+      </w:r>
+    </w:p>
+    <w:p>
+      <w:pPr>
+        <w:rPr>
+          <w:b/>
+          <w:bCs/>
+        </w:rPr>
+      </w:pPr>
+      <w:r>
+        <w:rPr>
+          <w:b/>
+          <w:bCs/>
+        </w:rPr>
+        <w:t>        "faults": 2,</w:t>
+      </w:r>
+    </w:p>
+    <w:p>
+      <w:pPr>
+        <w:rPr>
+          <w:b/>
+          <w:bCs/>
+        </w:rPr>
+      </w:pPr>
+      <w:r>
+        <w:rPr>
+          <w:b/>
+          <w:bCs/>
+        </w:rPr>
+        <w:t>        "inspector": "阿木尔"</w:t>
+      </w:r>
+    </w:p>
+    <w:p>
+      <w:pPr>
+        <w:rPr>
+          <w:b/>
+          <w:bCs/>
+        </w:rPr>
+      </w:pPr>
+      <w:r>
+        <w:rPr>
+          <w:b/>
+          <w:bCs/>
+        </w:rPr>
+        <w:t>      },</w:t>
+      </w:r>
+    </w:p>
+    <w:p>
+      <w:pPr>
+        <w:rPr>
+          <w:b/>
+          <w:bCs/>
+        </w:rPr>
+      </w:pPr>
+      <w:r>
+        <w:rPr>
+          <w:b/>
+          <w:bCs/>
+        </w:rPr>
+        <w:t>      {</w:t>
+      </w:r>
+    </w:p>
+    <w:p>
+      <w:pPr>
+        <w:rPr>
+          <w:b/>
+          <w:bCs/>
+        </w:rPr>
+      </w:pPr>
+      <w:r>
+        <w:rPr>
+          <w:b/>
+          <w:bCs/>
+        </w:rPr>
+        <w:t>        "id": 102,</w:t>
+      </w:r>
+    </w:p>
+    <w:p>
+      <w:pPr>
+        <w:rPr>
+          <w:b/>
+          <w:bCs/>
+        </w:rPr>
+      </w:pPr>
+      <w:r>
+        <w:rPr>
+          <w:b/>
+          <w:bCs/>
+        </w:rPr>
+        <w:t>        "station": "美姑基站-018",</w:t>
+      </w:r>
+    </w:p>
+    <w:p>
+      <w:pPr>
+        <w:rPr>
+          <w:b/>
+          <w:bCs/>
+        </w:rPr>
+      </w:pPr>
+      <w:r>
+        <w:rPr>
+          <w:b/>
+          <w:bCs/>
+        </w:rPr>
+        <w:t>        "date": "2024-01-15",</w:t>
+      </w:r>
+    </w:p>
+    <w:p>
+      <w:pPr>
+        <w:rPr>
+          <w:b/>
+          <w:bCs/>
+        </w:rPr>
+      </w:pPr>
+      <w:r>
+        <w:rPr>
+          <w:b/>
+          <w:bCs/>
+        </w:rPr>
+        <w:t>        "status": "进行中",</w:t>
+      </w:r>
+    </w:p>
+    <w:p>
+      <w:pPr>
+        <w:rPr>
+          <w:b/>
+          <w:bCs/>
+        </w:rPr>
+      </w:pPr>
+      <w:r>
+        <w:rPr>
+          <w:b/>
+          <w:bCs/>
+        </w:rPr>
+        <w:t>        "faults": 1,</w:t>
+      </w:r>
+    </w:p>
+    <w:p>
+      <w:pPr>
+        <w:rPr>
+          <w:b/>
+          <w:bCs/>
+        </w:rPr>
+      </w:pPr>
+      <w:r>
+        <w:rPr>
+          <w:b/>
+          <w:bCs/>
+        </w:rPr>
+        <w:t>        "inspector": "吉克"</w:t>
+      </w:r>
+    </w:p>
+    <w:p>
+      <w:pPr>
+        <w:rPr>
+          <w:b/>
+          <w:bCs/>
+        </w:rPr>
+      </w:pPr>
+      <w:r>
+        <w:rPr>
+          <w:b/>
+          <w:bCs/>
+        </w:rPr>
+        <w:t>      }</w:t>
+      </w:r>
+    </w:p>
+    <w:p>
+      <w:pPr>
+        <w:rPr>
+          <w:b/>
+          <w:bCs/>
+        </w:rPr>
+      </w:pPr>
+      <w:r>
+        <w:rPr>
+          <w:b/>
+          <w:bCs/>
+        </w:rPr>
+        <w:t>      // ...每页 pageSize 条</w:t>
+      </w:r>
+    </w:p>
+    <w:p>
+      <w:pPr>
+        <w:rPr>
+          <w:b/>
+          <w:bCs/>
+        </w:rPr>
+      </w:pPr>
+      <w:r>
+        <w:rPr>
+          <w:b/>
+          <w:bCs/>
+        </w:rPr>
+        <w:t>    ]</w:t>
+      </w:r>
+    </w:p>
+    <w:p>
+      <w:pPr>
+        <w:rPr>
+          <w:b/>
+          <w:bCs/>
+        </w:rPr>
+      </w:pPr>
+      <w:r>
+        <w:rPr>
+          <w:b/>
+          <w:bCs/>
+        </w:rPr>
+        <w:t>  }</w:t>
+      </w:r>
+    </w:p>
+    <w:p>
+      <w:pPr>
+        <w:rPr>
+          <w:b/>
+          <w:bCs/>
+        </w:rPr>
+      </w:pPr>
+      <w:r>
+        <w:rPr>
+          <w:b/>
+          <w:bCs/>
+        </w:rPr>
+        <w:t>}</w:t>
+      </w:r>
+    </w:p>
+    <w:p>
+      <w:pPr>
+        <w:rPr>
+          <w:b/>
+          <w:bCs/>
+        </w:rPr>
+      </w:pPr>
+    </w:p>
+    <w:p>
+      <w:pPr>
+        <w:rPr>
+          <w:b/>
+          <w:bCs/>
+        </w:rPr>
+      </w:pPr>
+    </w:p>
+    <w:p>
+      <w:pPr>
+        <w:rPr>
+          <w:noProof/>
+        </w:rPr>
+      </w:pPr>
+      <w:r>
+        <w:rPr>
+          <w:noProof/>
+        </w:rPr>
+        <w:lastRenderedPageBreak/>
+        <w:drawing>
+          <wp:inline distT="0" distB="0" distL="0" distR="0" wp14:anchorId="595A931C" wp14:editId="6BBB2B30">
+            <wp:extent cx="5274310" cy="5481320"/>
+            <wp:effectExtent l="0" t="0" r="2540" b="5080"/>
+            <wp:docPr id="17898696" name="图片 1" descr="图形用户界面, 应用程序, Teams&#10;&#10;AI 生成的内容可能不正确。"/>
+            <wp:cNvGraphicFramePr>
+              <a:graphicFrameLocks xmlns:a="http://schemas.openxmlformats.org/drawingml/2006/main" noChangeAspect="1"/>
+            </wp:cNvGraphicFramePr>
+            <a:graphic xmlns:a="http://schemas.openxmlformats.org/drawingml/2006/main">
+              <a:graphicData uri="http://schemas.openxmlformats.org/drawingml/2006/picture">
+                <pic:pic xmlns:pic="http://schemas.openxmlformats.org/drawingml/2006/picture">
+                  <pic:nvPicPr>
+                    <pic:cNvPr id="17898696" name="图片 1" descr="图形用户界面, 应用程序, Teams&#10;&#10;AI 生成的内容可能不正确。"/>
+                    <pic:cNvPicPr/>
+                  </pic:nvPicPr>
+                  <pic:blipFill>
+                    <a:blip r:embed="rId12"/>
+                    <a:stretch>
+                      <a:fillRect/>
+                    </a:stretch>
+                  </pic:blipFill>
+                  <pic:spPr>
+                    <a:xfrm>
+                      <a:off x="0" y="0"/>
+                      <a:ext cx="5274310" cy="5481320"/>
+                    </a:xfrm>
+                    <a:prstGeom prst="rect">
+                      <a:avLst/>
+                    </a:prstGeom>
+                  </pic:spPr>
+                </pic:pic>
+              </a:graphicData>
+            </a:graphic>
+          </wp:inline>
+        </w:drawing>
+      </w:r>
+      <w:r>
+        <w:rPr>
+          <w:noProof/>
+        </w:rPr>
+        <w:t xml:space="preserve"> </w:t>
+      </w:r>
+      <w:r>
+        <w:rPr>
+          <w:noProof/>
+        </w:rPr>
+        <w:lastRenderedPageBreak/>
+        <w:drawing>
+          <wp:inline distT="0" distB="0" distL="0" distR="0" wp14:anchorId="3B3A849E" wp14:editId="3B708749">
+            <wp:extent cx="5274310" cy="3604895"/>
+            <wp:effectExtent l="0" t="0" r="2540" b="0"/>
+            <wp:docPr id="2098029779" name="图片 1" descr="图形用户界面, 文本, 应用程序, 电子邮件&#10;&#10;AI 生成的内容可能不正确。"/>
+            <wp:cNvGraphicFramePr>
+              <a:graphicFrameLocks xmlns:a="http://schemas.openxmlformats.org/drawingml/2006/main" noChangeAspect="1"/>
+            </wp:cNvGraphicFramePr>
+            <a:graphic xmlns:a="http://schemas.openxmlformats.org/drawingml/2006/main">
+              <a:graphicData uri="http://schemas.openxmlformats.org/drawingml/2006/picture">
+                <pic:pic xmlns:pic="http://schemas.openxmlformats.org/drawingml/2006/picture">
+                  <pic:nvPicPr>
+                    <pic:cNvPr id="2098029779" name="图片 1" descr="图形用户界面, 文本, 应用程序, 电子邮件&#10;&#10;AI 生成的内容可能不正确。"/>
+                    <pic:cNvPicPr/>
+                  </pic:nvPicPr>
+                  <pic:blipFill>
+                    <a:blip r:embed="rId13"/>
+                    <a:stretch>
+                      <a:fillRect/>
+                    </a:stretch>
+                  </pic:blipFill>
+                  <pic:spPr>
+                    <a:xfrm>
+                      <a:off x="0" y="0"/>
+                      <a:ext cx="5274310" cy="3604895"/>
+                    </a:xfrm>
+                    <a:prstGeom prst="rect">
+                      <a:avLst/>
+                    </a:prstGeom>
+                  </pic:spPr>
+                </pic:pic>
+              </a:graphicData>
+            </a:graphic>
+          </wp:inline>
+        </w:drawing>
+      </w:r>
+    </w:p>
+    <w:p>
+      <w:pPr>
+        <w:rPr>
+          <w:b/>
+          <w:bCs/>
+        </w:rPr>
+      </w:pPr>
+      <w:r>
+        <w:rPr>
+          <w:b/>
+          <w:bCs/>
+        </w:rPr>
+        <w:t>根据id，返回指定报告的所有详细信息。</w:t>
+      </w:r>
+    </w:p>
+    <w:p>
+      <w:pPr>
+        <w:rPr>
+          <w:b/>
+          <w:bCs/>
+        </w:rPr>
+      </w:pPr>
+    </w:p>
+    <w:p>
+      <w:pPr>
+        <w:rPr>
+          <w:b/>
+          <w:bCs/>
+        </w:rPr>
+      </w:pPr>
+      <w:r>
+        <w:rPr>
+          <w:b/>
+          <w:bCs/>
+        </w:rPr>
+        <w:t>**请求参数：**</w:t>
+      </w:r>
+    </w:p>
+    <w:p>
+      <w:pPr>
+        <w:rPr>
+          <w:b/>
+          <w:bCs/>
+        </w:rPr>
+      </w:pPr>
+      <w:r>
+        <w:rPr>
+          <w:b/>
+          <w:bCs/>
+        </w:rPr>
+        <w:t>id 报告唯一标识</w:t>
+      </w:r>
+    </w:p>
+    <w:p>
+      <w:pPr>
+        <w:rPr>
+          <w:b/>
+          <w:bCs/>
+        </w:rPr>
+      </w:pPr>
+    </w:p>
+    <w:p>
+      <w:pPr>
+        <w:rPr>
+          <w:b/>
+          <w:bCs/>
+        </w:rPr>
+      </w:pPr>
+      <w:r>
+        <w:rPr>
+          <w:b/>
+          <w:bCs/>
+        </w:rPr>
+        <w:t>**响应 JSON 规范：**</w:t>
+      </w:r>
+    </w:p>
+    <w:p>
+      <w:pPr>
+        <w:rPr>
+          <w:b/>
+          <w:bCs/>
+        </w:rPr>
+      </w:pPr>
+      <w:r>
+        <w:rPr>
+          <w:b/>
+          <w:bCs/>
+        </w:rPr>
+        <w:t>{</w:t>
+      </w:r>
+    </w:p>
+    <w:p>
+      <w:pPr>
+        <w:rPr>
+          <w:b/>
+          <w:bCs/>
+        </w:rPr>
+      </w:pPr>
+      <w:r>
+        <w:rPr>
+          <w:b/>
+          <w:bCs/>
+        </w:rPr>
+        <w:t>  "code": 0,</w:t>
+      </w:r>
+    </w:p>
+    <w:p>
+      <w:pPr>
+        <w:rPr>
+          <w:b/>
+          <w:bCs/>
+        </w:rPr>
+      </w:pPr>
+      <w:r>
+        <w:rPr>
+          <w:b/>
+          <w:bCs/>
+        </w:rPr>
+        <w:t>  "msg": "success",</w:t>
+      </w:r>
+    </w:p>
+    <w:p>
+      <w:pPr>
+        <w:rPr>
+          <w:b/>
+          <w:bCs/>
+        </w:rPr>
+      </w:pPr>
+      <w:r>
+        <w:rPr>
+          <w:b/>
+          <w:bCs/>
+        </w:rPr>
+        <w:t>  "data": {</w:t>
+      </w:r>
+    </w:p>
+    <w:p>
+      <w:pPr>
+        <w:rPr>
+          <w:b/>
+          <w:bCs/>
+        </w:rPr>
+      </w:pPr>
+      <w:r>
+        <w:rPr>
+          <w:b/>
+          <w:bCs/>
+        </w:rPr>
+        <w:t>    "header": {</w:t>
+      </w:r>
+    </w:p>
+    <w:p>
+      <w:pPr>
+        <w:rPr>
+          <w:b/>
+          <w:bCs/>
+        </w:rPr>
+      </w:pPr>
+      <w:r>
+        <w:rPr>
+          <w:b/>
+          <w:bCs/>
+        </w:rPr>
+        <w:t>      "station": "凉山基站-032",</w:t>
+      </w:r>
+    </w:p>
+    <w:p>
+      <w:pPr>
+        <w:rPr>
+          <w:b/>
+          <w:bCs/>
+        </w:rPr>
+      </w:pPr>
+      <w:r>
+        <w:rPr>
+          <w:b/>
+          <w:bCs/>
+        </w:rPr>
+        <w:t>      "date": "2024-01-15",</w:t>
+      </w:r>
+    </w:p>
+    <w:p>
+      <w:pPr>
+        <w:rPr>
+          <w:b/>
+          <w:bCs/>
+        </w:rPr>
+      </w:pPr>
+      <w:r>
+        <w:rPr>
+          <w:b/>
+          <w:bCs/>
+        </w:rPr>
+        <w:t>      "status": "已完成",</w:t>
+      </w:r>
+    </w:p>
+    <w:p>
+      <w:pPr>
+        <w:rPr>
+          <w:b/>
+          <w:bCs/>
+        </w:rPr>
+      </w:pPr>
+      <w:r>
+        <w:rPr>
+          <w:b/>
+          <w:bCs/>
+        </w:rPr>
+        <w:t>      "inspector": "阿木尔"</w:t>
+      </w:r>
+    </w:p>
+    <w:p>
+      <w:pPr>
+        <w:rPr>
+          <w:b/>
+          <w:bCs/>
+        </w:rPr>
+      </w:pPr>
+      <w:r>
+        <w:rPr>
+          <w:b/>
+          <w:bCs/>
+        </w:rPr>
+        <w:t>    },</w:t>
+      </w:r>
+    </w:p>
+    <w:p>
+      <w:pPr>
+        <w:rPr>
+          <w:b/>
+          <w:bCs/>
+        </w:rPr>
+      </w:pPr>
+      <w:r>
+        <w:rPr>
+          <w:b/>
+          <w:bCs/>
+        </w:rPr>
+        <w:t>    "faultDetails": [</w:t>
+      </w:r>
+    </w:p>
+    <w:p>
+      <w:pPr>
+        <w:rPr>
+          <w:b/>
+          <w:bCs/>
+        </w:rPr>
+      </w:pPr>
+      <w:r>
+        <w:rPr>
+          <w:b/>
+          <w:bCs/>
+        </w:rPr>
+        <w:t>      {</w:t>
+      </w:r>
+    </w:p>
+    <w:p>
+      <w:pPr>
+        <w:rPr>
+          <w:b/>
+          <w:bCs/>
+        </w:rPr>
+      </w:pPr>
+      <w:r>
+        <w:rPr>
+          <w:b/>
+          <w:bCs/>
+        </w:rPr>
+        <w:t>        "type": "锈蚀",</w:t>
+      </w:r>
+    </w:p>
+    <w:p>
+      <w:pPr>
+        <w:rPr>
+          <w:b/>
+          <w:bCs/>
+        </w:rPr>
+      </w:pPr>
+      <w:r>
+        <w:rPr>
+          <w:b/>
+          <w:bCs/>
+        </w:rPr>
+        <w:t>        "location": "东南侧天线接口",</w:t>
+      </w:r>
+    </w:p>
+    <w:p>
+      <w:pPr>
+        <w:rPr>
+          <w:b/>
+          <w:bCs/>
+        </w:rPr>
+      </w:pPr>
+      <w:r>
+        <w:rPr>
+          <w:b/>
+          <w:bCs/>
+        </w:rPr>
+        <w:t>        "severity": "中",</w:t>
+      </w:r>
+    </w:p>
+    <w:p>
+      <w:pPr>
+        <w:rPr>
+          <w:b/>
+          <w:bCs/>
+        </w:rPr>
+      </w:pPr>
+      <w:r>
+        <w:rPr>
+          <w:b/>
+          <w:bCs/>
+        </w:rPr>
+        <w:t>        "confidence": 92.5,</w:t>
+      </w:r>
+    </w:p>
+    <w:p>
+      <w:pPr>
+        <w:rPr>
+          <w:b/>
+          <w:bCs/>
+        </w:rPr>
+      </w:pPr>
+      <w:r>
+        <w:rPr>
+          <w:b/>
+          <w:bCs/>
+        </w:rPr>
+        <w:t>        "suggestion": "更换锈蚀部件，做好防腐处理"</w:t>
+      </w:r>
+    </w:p>
+    <w:p>
+      <w:pPr>
+        <w:rPr>
+          <w:b/>
+          <w:bCs/>
+        </w:rPr>
+      </w:pPr>
+      <w:r>
+        <w:rPr>
+          <w:b/>
+          <w:bCs/>
+        </w:rPr>
+        <w:t>      },</w:t>
+      </w:r>
+    </w:p>
+    <w:p>
+      <w:pPr>
+        <w:rPr>
+          <w:b/>
+          <w:bCs/>
+        </w:rPr>
+      </w:pPr>
+      <w:r>
+        <w:rPr>
+          <w:b/>
+          <w:bCs/>
+        </w:rPr>
+        <w:t>      {</w:t>
+      </w:r>
+    </w:p>
+    <w:p>
+      <w:pPr>
+        <w:rPr>
+          <w:b/>
+          <w:bCs/>
+        </w:rPr>
+      </w:pPr>
+      <w:r>
+        <w:rPr>
+          <w:b/>
+          <w:bCs/>
+        </w:rPr>
+        <w:lastRenderedPageBreak/>
+        <w:t>        "type": "松动",</w:t>
+      </w:r>
+    </w:p>
+    <w:p>
+      <w:pPr>
+        <w:rPr>
+          <w:b/>
+          <w:bCs/>
+        </w:rPr>
+      </w:pPr>
+      <w:r>
+        <w:rPr>
+          <w:b/>
+          <w:bCs/>
+        </w:rPr>
+        <w:t>        "location": "西南侧支架连接处",</w:t>
+      </w:r>
+    </w:p>
+    <w:p>
+      <w:pPr>
+        <w:rPr>
+          <w:b/>
+          <w:bCs/>
+        </w:rPr>
+      </w:pPr>
+      <w:r>
+        <w:rPr>
+          <w:b/>
+          <w:bCs/>
+        </w:rPr>
+        <w:t>        "severity": "低",</w:t>
+      </w:r>
+    </w:p>
+    <w:p>
+      <w:pPr>
+        <w:rPr>
+          <w:b/>
+          <w:bCs/>
+        </w:rPr>
+      </w:pPr>
+      <w:r>
+        <w:rPr>
+          <w:b/>
+          <w:bCs/>
+        </w:rPr>
+        <w:t>        "confidence": 85.0,</w:t>
+      </w:r>
+    </w:p>
+    <w:p>
+      <w:pPr>
+        <w:rPr>
+          <w:b/>
+          <w:bCs/>
+        </w:rPr>
+      </w:pPr>
+      <w:r>
+        <w:rPr>
+          <w:b/>
+          <w:bCs/>
+        </w:rPr>
+        <w:t>        "suggestion": "紧固连接螺栓，添加防松垫片"</w:t>
+      </w:r>
+    </w:p>
+    <w:p>
+      <w:pPr>
+        <w:rPr>
+          <w:b/>
+          <w:bCs/>
+        </w:rPr>
+      </w:pPr>
+      <w:r>
+        <w:rPr>
+          <w:b/>
+          <w:bCs/>
+        </w:rPr>
+        <w:t>      }</w:t>
+      </w:r>
+    </w:p>
+    <w:p>
+      <w:pPr>
+        <w:rPr>
+          <w:b/>
+          <w:bCs/>
+        </w:rPr>
+      </w:pPr>
+      <w:r>
+        <w:rPr>
+          <w:b/>
+          <w:bCs/>
+        </w:rPr>
+        <w:t>    ],</w:t>
+      </w:r>
+    </w:p>
+    <w:p>
+      <w:pPr>
+        <w:rPr>
+          <w:b/>
+          <w:bCs/>
+        </w:rPr>
+      </w:pPr>
+      <w:r>
+        <w:rPr>
+          <w:b/>
+          <w:bCs/>
+        </w:rPr>
+        <w:t>    "imageGallery": [</w:t>
+      </w:r>
+    </w:p>
+    <w:p>
+      <w:pPr>
+        <w:rPr>
+          <w:b/>
+          <w:bCs/>
+        </w:rPr>
+      </w:pPr>
+      <w:r>
+        <w:rPr>
+          <w:b/>
+          <w:bCs/>
+        </w:rPr>
+        <w:t>      {</w:t>
+      </w:r>
+    </w:p>
+    <w:p>
+      <w:pPr>
+        <w:rPr>
+          <w:b/>
+          <w:bCs/>
+        </w:rPr>
+      </w:pPr>
+      <w:r>
+        <w:rPr>
+          <w:b/>
+          <w:bCs/>
+        </w:rPr>
+        <w:t>        "type": "锈蚀",</w:t>
+      </w:r>
+    </w:p>
+    <w:p>
+      <w:pPr>
+        <w:rPr>
+          <w:b/>
+          <w:bCs/>
+        </w:rPr>
+      </w:pPr>
+      <w:r>
+        <w:rPr>
+          <w:b/>
+          <w:bCs/>
+        </w:rPr>
+        <w:t>        "confidence": 92.5,</w:t>
+      </w:r>
+    </w:p>
+    <w:p>
+      <w:pPr>
+        <w:rPr>
+          <w:b/>
+          <w:bCs/>
+        </w:rPr>
+      </w:pPr>
+      <w:r>
+        <w:rPr>
+          <w:b/>
+          <w:bCs/>
+        </w:rPr>
+        <w:t>        "position": "东南侧天线接口",</w:t>
+      </w:r>
+    </w:p>
+    <w:p>
+      <w:pPr>
+        <w:rPr>
+          <w:b/>
+          <w:bCs/>
+        </w:rPr>
+      </w:pPr>
+      <w:r>
+        <w:rPr>
+          <w:b/>
+          <w:bCs/>
+        </w:rPr>
+        <w:t>        "imageUrl": "https://oss-cn-hangzhou.aliyuncs.com/5g-project/report-101/fault-01.jpg",</w:t>
+      </w:r>
+    </w:p>
+    <w:p>
+      <w:pPr>
+        <w:rPr>
+          <w:b/>
+          <w:bCs/>
+        </w:rPr>
+      </w:pPr>
+      <w:r>
+        <w:rPr>
+          <w:b/>
+          <w:bCs/>
+        </w:rPr>
+        <w:t>        "timestamp": 1705286400000</w:t>
+      </w:r>
+    </w:p>
+    <w:p>
+      <w:pPr>
+        <w:rPr>
+          <w:b/>
+          <w:bCs/>
+        </w:rPr>
+      </w:pPr>
+      <w:r>
+        <w:rPr>
+          <w:b/>
+          <w:bCs/>
+        </w:rPr>
+        <w:t>      },</w:t>
+      </w:r>
+    </w:p>
+    <w:p>
+      <w:pPr>
+        <w:rPr>
+          <w:b/>
+          <w:bCs/>
+        </w:rPr>
+      </w:pPr>
+      <w:r>
+        <w:rPr>
+          <w:b/>
+          <w:bCs/>
+        </w:rPr>
+        <w:t>      {</w:t>
+      </w:r>
+    </w:p>
+    <w:p>
+      <w:pPr>
+        <w:rPr>
+          <w:b/>
+          <w:bCs/>
+        </w:rPr>
+      </w:pPr>
+      <w:r>
+        <w:rPr>
+          <w:b/>
+          <w:bCs/>
+        </w:rPr>
+        <w:t>        "type": "松动",</w:t>
+      </w:r>
+    </w:p>
+    <w:p>
+      <w:pPr>
+        <w:rPr>
+          <w:b/>
+          <w:bCs/>
+        </w:rPr>
+      </w:pPr>
+      <w:r>
+        <w:rPr>
+          <w:b/>
+          <w:bCs/>
+        </w:rPr>
+        <w:t>        "confidence": 85.0,</w:t>
+      </w:r>
+    </w:p>
+    <w:p>
+      <w:pPr>
+        <w:rPr>
+          <w:b/>
+          <w:bCs/>
+        </w:rPr>
+      </w:pPr>
+      <w:r>
+        <w:rPr>
+          <w:b/>
+          <w:bCs/>
+        </w:rPr>
+        <w:t>        "position": "西南侧支架连接处",</w:t>
+      </w:r>
+    </w:p>
+    <w:p>
+      <w:pPr>
+        <w:rPr>
+          <w:b/>
+          <w:bCs/>
+        </w:rPr>
+      </w:pPr>
+      <w:r>
+        <w:rPr>
+          <w:b/>
+          <w:bCs/>
+        </w:rPr>
+        <w:t>        "imageUrl": "https://oss-cn-hangzhou.aliyuncs.com/5g-project/report-101/fault-02.jpg",</w:t>
+      </w:r>
+    </w:p>
+    <w:p>
+      <w:pPr>
+        <w:rPr>
+          <w:b/>
+          <w:bCs/>
+        </w:rPr>
+      </w:pPr>
+      <w:r>
+        <w:rPr>
+          <w:b/>
+          <w:bCs/>
+        </w:rPr>
+        <w:t>        "timestamp": 1705286460000</w:t>
+      </w:r>
+    </w:p>
+    <w:p>
+      <w:pPr>
+        <w:rPr>
+          <w:b/>
+          <w:bCs/>
+        </w:rPr>
+      </w:pPr>
+      <w:r>
+        <w:rPr>
+          <w:b/>
+          <w:bCs/>
+        </w:rPr>
+        <w:t>      }</w:t>
+      </w:r>
+    </w:p>
+    <w:p>
+      <w:pPr>
+        <w:rPr>
+          <w:b/>
+          <w:bCs/>
+        </w:rPr>
+      </w:pPr>
+      <w:r>
+        <w:rPr>
+          <w:b/>
+          <w:bCs/>
+        </w:rPr>
+        <w:t>    ],</w:t>
+      </w:r>
+    </w:p>
+    <w:p>
+      <w:pPr>
+        <w:rPr>
+          <w:b/>
+          <w:bCs/>
+        </w:rPr>
+      </w:pPr>
+      <w:r>
+        <w:rPr>
+          <w:b/>
+          <w:bCs/>
+        </w:rPr>
+        <w:t>    "maintenanceSuggestions": [</w:t>
+      </w:r>
+    </w:p>
+    <w:p>
+      <w:pPr>
+        <w:rPr>
+          <w:b/>
+          <w:bCs/>
+        </w:rPr>
+      </w:pPr>
+      <w:r>
+        <w:rPr>
+          <w:b/>
+          <w:bCs/>
+        </w:rPr>
+        <w:t>      "建议对凉山基站所有天线接口进行一次全面的防腐涂层检查。",</w:t>
+      </w:r>
+    </w:p>
+    <w:p>
+      <w:pPr>
+        <w:rPr>
+          <w:b/>
+          <w:bCs/>
+        </w:rPr>
+      </w:pPr>
+      <w:r>
+        <w:rPr>
+          <w:b/>
+          <w:bCs/>
+        </w:rPr>
+        <w:t>      "针对支架松动问题，需在下次季度巡检时核实紧固件状态。",</w:t>
+      </w:r>
+    </w:p>
+    <w:p>
+      <w:pPr>
+        <w:rPr>
+          <w:b/>
+          <w:bCs/>
+        </w:rPr>
+      </w:pPr>
+      <w:r>
+        <w:rPr>
+          <w:b/>
+          <w:bCs/>
+        </w:rPr>
+        <w:t>      "建议增加该区域的巡检频率，以应对冬季潮湿气候。"</w:t>
+      </w:r>
+    </w:p>
+    <w:p>
+      <w:pPr>
+        <w:rPr>
+          <w:b/>
+          <w:bCs/>
+        </w:rPr>
+      </w:pPr>
+      <w:r>
+        <w:rPr>
+          <w:b/>
+          <w:bCs/>
+        </w:rPr>
+        <w:t>    ]</w:t>
+      </w:r>
+    </w:p>
+    <w:p>
+      <w:pPr>
+        <w:rPr>
+          <w:b/>
+          <w:bCs/>
+        </w:rPr>
+      </w:pPr>
+      <w:r>
+        <w:rPr>
+          <w:b/>
+          <w:bCs/>
+        </w:rPr>
+        <w:t>  }</w:t>
+      </w:r>
+    </w:p>
+    <w:p>
+      <w:pPr>
+        <w:rPr>
+          <w:b/>
+          <w:bCs/>
+        </w:rPr>
+      </w:pPr>
+      <w:r>
+        <w:rPr>
+          <w:b/>
+          <w:bCs/>
+        </w:rPr>
+        <w:t>}</w:t>
+      </w:r>
+    </w:p>
+    <w:p>
+      <w:pPr>
+        <w:rPr>
+          <w:b/>
+          <w:bCs/>
+        </w:rPr>
+      </w:pPr>
+    </w:p>
+    <w:p>
+      <w:pPr>
+        <w:rPr>
+          <w:b/>
+          <w:bCs/>
+        </w:rPr>
+      </w:pPr>
+      <w:r>
+        <w:rPr>
+          <w:b/>
+          <w:bCs/>
+        </w:rPr>
+        <w:t>- `imageUrl` 为图片直链。</w:t>
+      </w:r>
+    </w:p>
+    <w:p>
+      <w:pPr>
+        <w:rPr>
+          <w:b/>
+          <w:bCs/>
+        </w:rPr>
+      </w:pPr>
+    </w:p>
+    <w:p>
+      <w:pPr>
+        <w:rPr>
+          <w:b/>
+          <w:bCs/>
+        </w:rPr>
+      </w:pPr>
+    </w:p>
+    <w:p>
+      <w:pPr>
+        <w:rPr>
+          <w:b/>
+          <w:bCs/>
+        </w:rPr>
+      </w:pPr>
+    </w:p>
+    <w:p>
+      <w:pPr>
+        <w:rPr>
+          <w:b/>
+          <w:bCs/>
+        </w:rPr>
+      </w:pPr>
+    </w:p>
+    <w:p>
+      <w:pPr>
+        <w:rPr>
+          <w:b/>
+          <w:bCs/>
+        </w:rPr>
+      </w:pPr>
+    </w:p>
+    <w:p>
+      <w:pPr>
+        <w:rPr>
+          <w:b/>
+          <w:bCs/>
+        </w:rPr>
+      </w:pPr>
+    </w:p>
+    <w:p>
+      <w:pPr>
+        <w:rPr>
+          <w:b/>
+          <w:bCs/>
+        </w:rPr>
+      </w:pPr>
+    </w:p>
+    <w:p>
+      <w:pPr>
+        <w:rPr>
+          <w:b/>
+          <w:bCs/>
+        </w:rPr>
+      </w:pPr>
+    </w:p>
+    <w:p>
+      <w:pPr>
+        <w:rPr>
+          <w:b/>
+          <w:bCs/>
+        </w:rPr>
+      </w:pPr>
+    </w:p>
+    <w:p>
+      <w:pPr>
+        <w:rPr>
+          <w:b/>
+          <w:bCs/>
+        </w:rPr>
+      </w:pPr>
+    </w:p>
+    <w:p>
+      <w:pPr>
+        <w:rPr>
+          <w:b/>
+          <w:bCs/>
+          <w:color w:val="EE0000"/>
+          <w:sz w:val="48"/>
+          <w:szCs w:val="48"/>
+        </w:rPr>
+      </w:pPr>
+      <w:r>
+        <w:rPr>
+          <w:b/>
+          <w:bCs/>
+          <w:color w:val="EE0000"/>
+          <w:sz w:val="48"/>
+          <w:szCs w:val="48"/>
+        </w:rPr>
+        <w:lastRenderedPageBreak/>
+        <w:t>AI检测</w:t>
+      </w:r>
+      <w:r>
+        <w:rPr>
+          <w:rFonts w:hint="eastAsia"/>
+          <w:b/>
+          <w:bCs/>
+          <w:color w:val="EE0000"/>
+          <w:sz w:val="48"/>
+          <w:szCs w:val="48"/>
+        </w:rPr>
+        <w:t>：</w:t>
+      </w:r>
+    </w:p>
+    <w:p>
+      <w:pPr>
+        <w:rPr>
+          <w:b/>
+          <w:bCs/>
+          <w:color w:val="EE0000"/>
+          <w:sz w:val="48"/>
+          <w:szCs w:val="48"/>
+        </w:rPr>
+      </w:pPr>
+      <w:r>
+        <w:rPr>
+          <w:noProof/>
+        </w:rPr>
+        <w:drawing>
+          <wp:inline distT="0" distB="0" distL="0" distR="0" wp14:anchorId="4D5E787C" wp14:editId="77ED2B5C">
+            <wp:extent cx="5274310" cy="4726940"/>
+            <wp:effectExtent l="0" t="0" r="2540" b="0"/>
+            <wp:docPr id="1828981249" name="图片 1" descr="手机屏幕的截图&#10;&#10;AI 生成的内容可能不正确。"/>
+            <wp:cNvGraphicFramePr>
+              <a:graphicFrameLocks xmlns:a="http://schemas.openxmlformats.org/drawingml/2006/main" noChangeAspect="1"/>
+            </wp:cNvGraphicFramePr>
+            <a:graphic xmlns:a="http://schemas.openxmlformats.org/drawingml/2006/main">
+              <a:graphicData uri="http://schemas.openxmlformats.org/drawingml/2006/picture">
+                <pic:pic xmlns:pic="http://schemas.openxmlformats.org/drawingml/2006/picture">
+                  <pic:nvPicPr>
+                    <pic:cNvPr id="1828981249" name="图片 1" descr="手机屏幕的截图&#10;&#10;AI 生成的内容可能不正确。"/>
+                    <pic:cNvPicPr/>
+                  </pic:nvPicPr>
+                  <pic:blipFill>
+                    <a:blip r:embed="rId14"/>
+                    <a:stretch>
+                      <a:fillRect/>
+                    </a:stretch>
+                  </pic:blipFill>
+                  <pic:spPr>
+                    <a:xfrm>
+                      <a:off x="0" y="0"/>
+                      <a:ext cx="5274310" cy="4726940"/>
+                    </a:xfrm>
+                    <a:prstGeom prst="rect">
+                      <a:avLst/>
+                    </a:prstGeom>
+                  </pic:spPr>
+                </pic:pic>
+              </a:graphicData>
+            </a:graphic>
+          </wp:inline>
+        </w:drawing>
+      </w:r>
+    </w:p>
+    <w:p>
+      <w:pPr>
+        <w:rPr>
+          <w:b/>
+          <w:bCs/>
+        </w:rPr>
+      </w:pPr>
+      <w:r>
+        <w:rPr>
+          <w:rFonts w:hint="eastAsia"/>
+          <w:b/>
+          <w:bCs/>
+        </w:rPr>
+        <w:t>这个是无人机的实时画面，感觉可以用ws连接？需要讨论一下</w:t>
+      </w:r>
+    </w:p>
+    <w:p>
+      <w:pPr>
+        <w:rPr>
+          <w:b/>
+          <w:bCs/>
+        </w:rPr>
+      </w:pPr>
+    </w:p>
+    <w:p>
+      <w:pPr>
+        <w:rPr>
+          <w:b/>
+          <w:bCs/>
+        </w:rPr>
+      </w:pPr>
+      <w:r>
+        <w:rPr>
+          <w:noProof/>
+        </w:rPr>
+        <w:lastRenderedPageBreak/>
+        <w:drawing>
+          <wp:inline distT="0" distB="0" distL="0" distR="0" wp14:anchorId="08A63C22" wp14:editId="43EA2DF6">
+            <wp:extent cx="5274310" cy="6059805"/>
+            <wp:effectExtent l="0" t="0" r="2540" b="0"/>
+            <wp:docPr id="914712900" name="图片 1"/>
+            <wp:cNvGraphicFramePr>
+              <a:graphicFrameLocks xmlns:a="http://schemas.openxmlformats.org/drawingml/2006/main" noChangeAspect="1"/>
+            </wp:cNvGraphicFramePr>
+            <a:graphic xmlns:a="http://schemas.openxmlformats.org/drawingml/2006/main">
+              <a:graphicData uri="http://schemas.openxmlformats.org/drawingml/2006/picture">
+                <pic:pic xmlns:pic="http://schemas.openxmlformats.org/drawingml/2006/picture">
+                  <pic:nvPicPr>
+                    <pic:cNvPr id="914712900" name=""/>
+                    <pic:cNvPicPr/>
+                  </pic:nvPicPr>
+                  <pic:blipFill>
+                    <a:blip r:embed="rId15"/>
+                    <a:stretch>
+                      <a:fillRect/>
+                    </a:stretch>
+                  </pic:blipFill>
+                  <pic:spPr>
+                    <a:xfrm>
+                      <a:off x="0" y="0"/>
+                      <a:ext cx="5274310" cy="6059805"/>
+                    </a:xfrm>
+                    <a:prstGeom prst="rect">
+                      <a:avLst/>
+                    </a:prstGeom>
+                  </pic:spPr>
+                </pic:pic>
+              </a:graphicData>
+            </a:graphic>
+          </wp:inline>
+        </w:drawing>
+      </w:r>
+    </w:p>
+    <w:p>
+      <w:pPr>
+        <w:rPr>
+          <w:rFonts w:hint="eastAsia"/>
+          <w:b/>
+          <w:bCs/>
+        </w:rPr>
+      </w:pPr>
+      <w:r>
+        <w:rPr>
+          <w:rFonts w:hint="eastAsia"/>
+          <w:b/>
+          <w:bCs/>
+        </w:rPr>
+        <w:t>可以在这上面截图，然后点击AI识别就会上传图片并分析，这个也得讨论一下</w:t>
+      </w:r>
     </w:p>
     <w:sectPr>
       <w:pgSz w:w="11906" w:h="16838"/>
